--- a/content/files/code-ownership.docx
+++ b/content/files/code-ownership.docx
@@ -1,6 +1,6 @@
 
 <file path=word/document.xml><?xml version="1.0" encoding="utf-8"?>
-<w:document xmlns:wpc="http://schemas.microsoft.com/office/word/2010/wordprocessingCanvas" xmlns:cx="http://schemas.microsoft.com/office/drawing/2014/chartex" xmlns:cx1="http://schemas.microsoft.com/office/drawing/2015/9/8/chartex" xmlns:cx2="http://schemas.microsoft.com/office/drawing/2015/10/21/chartex" xmlns:cx3="http://schemas.microsoft.com/office/drawing/2016/5/9/chartex" xmlns:cx4="http://schemas.microsoft.com/office/drawing/2016/5/10/chartex" xmlns:cx5="http://schemas.microsoft.com/office/drawing/2016/5/11/chartex" xmlns:cx6="http://schemas.microsoft.com/office/drawing/2016/5/12/chartex" xmlns:cx7="http://schemas.microsoft.com/office/drawing/2016/5/13/chartex" xmlns:cx8="http://schemas.microsoft.com/office/drawing/2016/5/14/chartex" xmlns:mc="http://schemas.openxmlformats.org/markup-compatibility/2006" xmlns:aink="http://schemas.microsoft.com/office/drawing/2016/ink" xmlns:am3d="http://schemas.microsoft.com/office/drawing/2017/model3d" xmlns:o="urn:schemas-microsoft-com:office:office" xmlns:oel="http://schemas.microsoft.com/office/2019/extlst" xmlns:r="http://schemas.openxmlformats.org/officeDocument/2006/relationships" xmlns:m="http://schemas.openxmlformats.org/officeDocument/2006/math" xmlns:v="urn:schemas-microsoft-com:vml" xmlns:wp14="http://schemas.microsoft.com/office/word/2010/wordprocessingDrawing" xmlns:wp="http://schemas.openxmlformats.org/drawingml/2006/wordprocessingDrawing" xmlns:w10="urn:schemas-microsoft-com:office:word" xmlns:w="http://schemas.openxmlformats.org/wordprocessingml/2006/main" xmlns:w14="http://schemas.microsoft.com/office/word/2010/wordml" xmlns:w15="http://schemas.microsoft.com/office/word/2012/wordml" xmlns:w16cex="http://schemas.microsoft.com/office/word/2018/wordml/cex" xmlns:w16cid="http://schemas.microsoft.com/office/word/2016/wordml/cid" xmlns:w16="http://schemas.microsoft.com/office/word/2018/wordml" xmlns:w16du="http://schemas.microsoft.com/office/word/2023/wordml/word16du" xmlns:w16sdtdh="http://schemas.microsoft.com/office/word/2020/wordml/sdtdatahash" xmlns:w16se="http://schemas.microsoft.com/office/word/2015/wordml/symex" xmlns:wpg="http://schemas.microsoft.com/office/word/2010/wordprocessingGroup" xmlns:wpi="http://schemas.microsoft.com/office/word/2010/wordprocessingInk" xmlns:wne="http://schemas.microsoft.com/office/word/2006/wordml" xmlns:wps="http://schemas.microsoft.com/office/word/2010/wordprocessingShape" mc:Ignorable="w14 w15 w16se w16cid w16 w16cex w16sdtdh wp14">
+<w:document xmlns:wpc="http://schemas.microsoft.com/office/word/2010/wordprocessingCanvas" xmlns:cx="http://schemas.microsoft.com/office/drawing/2014/chartex" xmlns:cx1="http://schemas.microsoft.com/office/drawing/2015/9/8/chartex" xmlns:cx2="http://schemas.microsoft.com/office/drawing/2015/10/21/chartex" xmlns:cx3="http://schemas.microsoft.com/office/drawing/2016/5/9/chartex" xmlns:cx4="http://schemas.microsoft.com/office/drawing/2016/5/10/chartex" xmlns:cx5="http://schemas.microsoft.com/office/drawing/2016/5/11/chartex" xmlns:cx6="http://schemas.microsoft.com/office/drawing/2016/5/12/chartex" xmlns:cx7="http://schemas.microsoft.com/office/drawing/2016/5/13/chartex" xmlns:cx8="http://schemas.microsoft.com/office/drawing/2016/5/14/chartex" xmlns:mc="http://schemas.openxmlformats.org/markup-compatibility/2006" xmlns:aink="http://schemas.microsoft.com/office/drawing/2016/ink" xmlns:am3d="http://schemas.microsoft.com/office/drawing/2017/model3d" xmlns:o="urn:schemas-microsoft-com:office:office" xmlns:r="http://schemas.openxmlformats.org/officeDocument/2006/relationships" xmlns:m="http://schemas.openxmlformats.org/officeDocument/2006/math" xmlns:v="urn:schemas-microsoft-com:vml" xmlns:wp14="http://schemas.microsoft.com/office/word/2010/wordprocessingDrawing" xmlns:wp="http://schemas.openxmlformats.org/drawingml/2006/wordprocessingDrawing" xmlns:w10="urn:schemas-microsoft-com:office:word" xmlns:w="http://schemas.openxmlformats.org/wordprocessingml/2006/main" xmlns:w14="http://schemas.microsoft.com/office/word/2010/wordml" xmlns:w15="http://schemas.microsoft.com/office/word/2012/wordml" xmlns:w16cex="http://schemas.microsoft.com/office/word/2018/wordml/cex" xmlns:w16cid="http://schemas.microsoft.com/office/word/2016/wordml/cid" xmlns:w16="http://schemas.microsoft.com/office/word/2018/wordml" xmlns:w16sdtdh="http://schemas.microsoft.com/office/word/2020/wordml/sdtdatahash" xmlns:w16se="http://schemas.microsoft.com/office/word/2015/wordml/symex" xmlns:wpg="http://schemas.microsoft.com/office/word/2010/wordprocessingGroup" xmlns:wpi="http://schemas.microsoft.com/office/word/2010/wordprocessingInk" xmlns:wne="http://schemas.microsoft.com/office/word/2006/wordml" xmlns:wps="http://schemas.microsoft.com/office/word/2010/wordprocessingShape" mc:Ignorable="w14 w15 w16se w16cid w16 w16cex w16sdtdh wp14">
   <w:body>
     <w:p>
       <w:pPr>
@@ -150,23 +150,7 @@
           <w:bCs/>
           <w:lang w:val="ru-RU"/>
         </w:rPr>
-        <w:t xml:space="preserve">Авторские права возникают при создании программы в объективной форме </w:t>
-      </w:r>
-      <w:r>
-        <w:rPr>
-          <w:b/>
-          <w:bCs/>
-          <w:lang w:val="ru-RU"/>
-        </w:rPr>
-        <w:t>-</w:t>
-      </w:r>
-      <w:r>
-        <w:rPr>
-          <w:b/>
-          <w:bCs/>
-          <w:lang w:val="ru-RU"/>
-        </w:rPr>
-        <w:t xml:space="preserve"> например, когда код записан в файле. Для их возникновения и защиты регистрировать программу не требуется.</w:t>
+        <w:t>Авторские права возникают при создании программы в объективной форме - например, когда код записан в файле. Для их возникновения и защиты регистрировать программу не требуется.</w:t>
       </w:r>
       <w:r>
         <w:rPr>
@@ -254,6 +238,8 @@
         <w:r>
           <w:rPr>
             <w:rStyle w:val="aff8"/>
+            <w:color w:val="0563C1"/>
+            <w:szCs w:val="24"/>
             <w:lang w:val="ru-RU"/>
           </w:rPr>
           <w:t>ст. 1228 ГК РФ</w:t>
@@ -269,9 +255,12 @@
         <w:r>
           <w:rPr>
             <w:rStyle w:val="aff8"/>
-            <w:lang w:val="ru-RU"/>
-          </w:rPr>
-          <w:t>ст. 1259 ГК РФ</w:t>
+            <w:rFonts w:eastAsiaTheme="majorEastAsia"/>
+            <w:color w:val="0563C1"/>
+            <w:szCs w:val="24"/>
+            <w:lang w:val="ru-RU"/>
+          </w:rPr>
+          <w:t>ст. 1261 ГК РФ</w:t>
         </w:r>
       </w:hyperlink>
       <w:r>
@@ -284,9 +273,29 @@
         <w:r>
           <w:rPr>
             <w:rStyle w:val="aff8"/>
-            <w:lang w:val="ru-RU"/>
-          </w:rPr>
-          <w:t>ст. 1261 ГК РФ</w:t>
+            <w:color w:val="0563C1"/>
+            <w:szCs w:val="24"/>
+            <w:lang w:val="ru-RU"/>
+          </w:rPr>
+          <w:t xml:space="preserve">ст. 1262 </w:t>
+        </w:r>
+        <w:r>
+          <w:rPr>
+            <w:rStyle w:val="aff8"/>
+            <w:color w:val="0563C1"/>
+            <w:szCs w:val="24"/>
+            <w:lang w:val="ru-RU"/>
+          </w:rPr>
+          <w:t>Г</w:t>
+        </w:r>
+        <w:r>
+          <w:rPr>
+            <w:rStyle w:val="aff8"/>
+            <w:color w:val="0563C1"/>
+            <w:szCs w:val="24"/>
+            <w:lang w:val="ru-RU"/>
+          </w:rPr>
+          <w:t>К РФ</w:t>
         </w:r>
       </w:hyperlink>
       <w:r>
@@ -299,21 +308,8 @@
         <w:r>
           <w:rPr>
             <w:rStyle w:val="aff8"/>
-            <w:lang w:val="ru-RU"/>
-          </w:rPr>
-          <w:t>ст. 1262 ГК РФ</w:t>
-        </w:r>
-      </w:hyperlink>
-      <w:r>
-        <w:rPr>
-          <w:lang w:val="ru-RU"/>
-        </w:rPr>
-        <w:t xml:space="preserve">; </w:t>
-      </w:r>
-      <w:hyperlink r:id="rId10" w:history="1">
-        <w:r>
-          <w:rPr>
-            <w:rStyle w:val="aff8"/>
+            <w:color w:val="0563C1"/>
+            <w:szCs w:val="24"/>
             <w:lang w:val="ru-RU"/>
           </w:rPr>
           <w:t>ст. 1265 ГК РФ</w:t>
@@ -523,56 +519,66 @@
         </w:rPr>
         <w:t xml:space="preserve">Обратитесь к закону: </w:t>
       </w:r>
-      <w:hyperlink r:id="rId11">
-        <w:r>
-          <w:rPr>
-            <w:color w:val="2F75B5"/>
-            <w:u w:val="single"/>
+      <w:hyperlink r:id="rId10" w:history="1">
+        <w:r>
+          <w:rPr>
+            <w:rStyle w:val="aff8"/>
+            <w:color w:val="0563C1"/>
+            <w:szCs w:val="24"/>
             <w:lang w:val="ru-RU"/>
           </w:rPr>
           <w:t>ст.</w:t>
         </w:r>
         <w:r>
           <w:rPr>
-            <w:color w:val="2F75B5"/>
-            <w:u w:val="single"/>
+            <w:rStyle w:val="aff8"/>
+            <w:color w:val="0563C1"/>
+            <w:szCs w:val="24"/>
+            <w:lang w:val="ru-RU"/>
           </w:rPr>
           <w:t> </w:t>
         </w:r>
         <w:r>
           <w:rPr>
-            <w:color w:val="2F75B5"/>
-            <w:u w:val="single"/>
+            <w:rStyle w:val="aff8"/>
+            <w:color w:val="0563C1"/>
+            <w:szCs w:val="24"/>
             <w:lang w:val="ru-RU"/>
           </w:rPr>
           <w:t>1228</w:t>
         </w:r>
         <w:r>
           <w:rPr>
-            <w:color w:val="2F75B5"/>
-            <w:u w:val="single"/>
+            <w:rStyle w:val="aff8"/>
+            <w:color w:val="0563C1"/>
+            <w:szCs w:val="24"/>
+            <w:lang w:val="ru-RU"/>
           </w:rPr>
           <w:t> </w:t>
         </w:r>
         <w:r>
           <w:rPr>
-            <w:color w:val="2F75B5"/>
-            <w:u w:val="single"/>
+            <w:rStyle w:val="aff8"/>
+            <w:color w:val="0563C1"/>
+            <w:szCs w:val="24"/>
             <w:lang w:val="ru-RU"/>
           </w:rPr>
           <w:t>ГК</w:t>
         </w:r>
         <w:r>
           <w:rPr>
-            <w:color w:val="2F75B5"/>
-            <w:u w:val="single"/>
+            <w:rStyle w:val="aff8"/>
+            <w:color w:val="0563C1"/>
+            <w:szCs w:val="24"/>
+            <w:lang w:val="ru-RU"/>
           </w:rPr>
           <w:t> </w:t>
         </w:r>
         <w:r>
           <w:rPr>
-            <w:color w:val="2F75B5"/>
-            <w:u w:val="single"/>
+            <w:rStyle w:val="aff8"/>
+            <w:color w:val="0563C1"/>
+            <w:szCs w:val="24"/>
             <w:lang w:val="ru-RU"/>
           </w:rPr>
           <w:t>РФ</w:t>
@@ -580,60 +586,79 @@
       </w:hyperlink>
       <w:r>
         <w:rPr>
-          <w:lang w:val="ru-RU"/>
-        </w:rPr>
-        <w:t xml:space="preserve"> ; </w:t>
-      </w:r>
-      <w:hyperlink r:id="rId12">
-        <w:r>
-          <w:rPr>
-            <w:color w:val="2F75B5"/>
-            <w:u w:val="single"/>
+          <w:rStyle w:val="aff8"/>
+          <w:color w:val="FF0000"/>
+          <w:szCs w:val="24"/>
+          <w:lang w:val="ru-RU"/>
+        </w:rPr>
+        <w:t xml:space="preserve"> </w:t>
+      </w:r>
+      <w:r>
+        <w:rPr>
+          <w:lang w:val="ru-RU"/>
+        </w:rPr>
+        <w:t xml:space="preserve">; </w:t>
+      </w:r>
+      <w:hyperlink r:id="rId11" w:history="1">
+        <w:r>
+          <w:rPr>
+            <w:rStyle w:val="aff8"/>
+            <w:color w:val="0563C1"/>
+            <w:szCs w:val="24"/>
             <w:lang w:val="ru-RU"/>
           </w:rPr>
           <w:t>ст.</w:t>
         </w:r>
         <w:r>
           <w:rPr>
-            <w:color w:val="2F75B5"/>
-            <w:u w:val="single"/>
+            <w:rStyle w:val="aff8"/>
+            <w:color w:val="0563C1"/>
+            <w:szCs w:val="24"/>
+            <w:lang w:val="ru-RU"/>
           </w:rPr>
           <w:t> </w:t>
         </w:r>
         <w:r>
           <w:rPr>
-            <w:color w:val="2F75B5"/>
-            <w:u w:val="single"/>
+            <w:rStyle w:val="aff8"/>
+            <w:color w:val="0563C1"/>
+            <w:szCs w:val="24"/>
             <w:lang w:val="ru-RU"/>
           </w:rPr>
           <w:t>1258</w:t>
         </w:r>
         <w:r>
           <w:rPr>
-            <w:color w:val="2F75B5"/>
-            <w:u w:val="single"/>
+            <w:rStyle w:val="aff8"/>
+            <w:color w:val="0563C1"/>
+            <w:szCs w:val="24"/>
+            <w:lang w:val="ru-RU"/>
           </w:rPr>
           <w:t> </w:t>
         </w:r>
         <w:r>
           <w:rPr>
-            <w:color w:val="2F75B5"/>
-            <w:u w:val="single"/>
+            <w:rStyle w:val="aff8"/>
+            <w:color w:val="0563C1"/>
+            <w:szCs w:val="24"/>
             <w:lang w:val="ru-RU"/>
           </w:rPr>
           <w:t>ГК</w:t>
         </w:r>
         <w:r>
           <w:rPr>
-            <w:color w:val="2F75B5"/>
-            <w:u w:val="single"/>
+            <w:rStyle w:val="aff8"/>
+            <w:color w:val="0563C1"/>
+            <w:szCs w:val="24"/>
+            <w:lang w:val="ru-RU"/>
           </w:rPr>
           <w:t> </w:t>
         </w:r>
         <w:r>
           <w:rPr>
-            <w:color w:val="2F75B5"/>
-            <w:u w:val="single"/>
+            <w:rStyle w:val="aff8"/>
+            <w:color w:val="0563C1"/>
+            <w:szCs w:val="24"/>
             <w:lang w:val="ru-RU"/>
           </w:rPr>
           <w:t>РФ</w:t>
@@ -641,60 +666,79 @@
       </w:hyperlink>
       <w:r>
         <w:rPr>
-          <w:lang w:val="ru-RU"/>
-        </w:rPr>
-        <w:t xml:space="preserve"> ; </w:t>
-      </w:r>
-      <w:hyperlink r:id="rId13">
-        <w:r>
-          <w:rPr>
-            <w:color w:val="2F75B5"/>
-            <w:u w:val="single"/>
+          <w:rStyle w:val="aff8"/>
+          <w:color w:val="FF0000"/>
+          <w:szCs w:val="24"/>
+          <w:lang w:val="ru-RU"/>
+        </w:rPr>
+        <w:t xml:space="preserve"> </w:t>
+      </w:r>
+      <w:r>
+        <w:rPr>
+          <w:lang w:val="ru-RU"/>
+        </w:rPr>
+        <w:t xml:space="preserve">; </w:t>
+      </w:r>
+      <w:hyperlink r:id="rId12" w:history="1">
+        <w:r>
+          <w:rPr>
+            <w:rStyle w:val="aff8"/>
+            <w:color w:val="0563C1"/>
+            <w:szCs w:val="24"/>
             <w:lang w:val="ru-RU"/>
           </w:rPr>
           <w:t>ст.</w:t>
         </w:r>
         <w:r>
           <w:rPr>
-            <w:color w:val="2F75B5"/>
-            <w:u w:val="single"/>
+            <w:rStyle w:val="aff8"/>
+            <w:color w:val="0563C1"/>
+            <w:szCs w:val="24"/>
+            <w:lang w:val="ru-RU"/>
           </w:rPr>
           <w:t> </w:t>
         </w:r>
         <w:r>
           <w:rPr>
-            <w:color w:val="2F75B5"/>
-            <w:u w:val="single"/>
+            <w:rStyle w:val="aff8"/>
+            <w:color w:val="0563C1"/>
+            <w:szCs w:val="24"/>
             <w:lang w:val="ru-RU"/>
           </w:rPr>
           <w:t>1295</w:t>
         </w:r>
         <w:r>
           <w:rPr>
-            <w:color w:val="2F75B5"/>
-            <w:u w:val="single"/>
+            <w:rStyle w:val="aff8"/>
+            <w:color w:val="0563C1"/>
+            <w:szCs w:val="24"/>
+            <w:lang w:val="ru-RU"/>
           </w:rPr>
           <w:t> </w:t>
         </w:r>
         <w:r>
           <w:rPr>
-            <w:color w:val="2F75B5"/>
-            <w:u w:val="single"/>
+            <w:rStyle w:val="aff8"/>
+            <w:color w:val="0563C1"/>
+            <w:szCs w:val="24"/>
             <w:lang w:val="ru-RU"/>
           </w:rPr>
           <w:t>ГК</w:t>
         </w:r>
         <w:r>
           <w:rPr>
-            <w:color w:val="2F75B5"/>
-            <w:u w:val="single"/>
+            <w:rStyle w:val="aff8"/>
+            <w:color w:val="0563C1"/>
+            <w:szCs w:val="24"/>
+            <w:lang w:val="ru-RU"/>
           </w:rPr>
           <w:t> </w:t>
         </w:r>
         <w:r>
           <w:rPr>
-            <w:color w:val="2F75B5"/>
-            <w:u w:val="single"/>
+            <w:rStyle w:val="aff8"/>
+            <w:color w:val="0563C1"/>
+            <w:szCs w:val="24"/>
             <w:lang w:val="ru-RU"/>
           </w:rPr>
           <w:t>РФ</w:t>
@@ -702,60 +746,79 @@
       </w:hyperlink>
       <w:r>
         <w:rPr>
-          <w:lang w:val="ru-RU"/>
-        </w:rPr>
-        <w:t xml:space="preserve"> ; </w:t>
-      </w:r>
-      <w:hyperlink r:id="rId14">
-        <w:r>
-          <w:rPr>
-            <w:color w:val="2F75B5"/>
-            <w:u w:val="single"/>
+          <w:rStyle w:val="aff8"/>
+          <w:color w:val="FF0000"/>
+          <w:szCs w:val="24"/>
+          <w:lang w:val="ru-RU"/>
+        </w:rPr>
+        <w:t xml:space="preserve"> </w:t>
+      </w:r>
+      <w:r>
+        <w:rPr>
+          <w:lang w:val="ru-RU"/>
+        </w:rPr>
+        <w:t xml:space="preserve">; </w:t>
+      </w:r>
+      <w:hyperlink r:id="rId13" w:history="1">
+        <w:r>
+          <w:rPr>
+            <w:rStyle w:val="aff8"/>
+            <w:color w:val="0563C1"/>
+            <w:szCs w:val="24"/>
             <w:lang w:val="ru-RU"/>
           </w:rPr>
           <w:t>ст.</w:t>
         </w:r>
         <w:r>
           <w:rPr>
-            <w:color w:val="2F75B5"/>
-            <w:u w:val="single"/>
+            <w:rStyle w:val="aff8"/>
+            <w:color w:val="0563C1"/>
+            <w:szCs w:val="24"/>
+            <w:lang w:val="ru-RU"/>
           </w:rPr>
           <w:t> </w:t>
         </w:r>
         <w:r>
           <w:rPr>
-            <w:color w:val="2F75B5"/>
-            <w:u w:val="single"/>
+            <w:rStyle w:val="aff8"/>
+            <w:color w:val="0563C1"/>
+            <w:szCs w:val="24"/>
             <w:lang w:val="ru-RU"/>
           </w:rPr>
           <w:t>1296</w:t>
         </w:r>
         <w:r>
           <w:rPr>
-            <w:color w:val="2F75B5"/>
-            <w:u w:val="single"/>
+            <w:rStyle w:val="aff8"/>
+            <w:color w:val="0563C1"/>
+            <w:szCs w:val="24"/>
+            <w:lang w:val="ru-RU"/>
           </w:rPr>
           <w:t> </w:t>
         </w:r>
         <w:r>
           <w:rPr>
-            <w:color w:val="2F75B5"/>
-            <w:u w:val="single"/>
+            <w:rStyle w:val="aff8"/>
+            <w:color w:val="0563C1"/>
+            <w:szCs w:val="24"/>
             <w:lang w:val="ru-RU"/>
           </w:rPr>
           <w:t>ГК</w:t>
         </w:r>
         <w:r>
           <w:rPr>
-            <w:color w:val="2F75B5"/>
-            <w:u w:val="single"/>
+            <w:rStyle w:val="aff8"/>
+            <w:color w:val="0563C1"/>
+            <w:szCs w:val="24"/>
+            <w:lang w:val="ru-RU"/>
           </w:rPr>
           <w:t> </w:t>
         </w:r>
         <w:r>
           <w:rPr>
-            <w:color w:val="2F75B5"/>
-            <w:u w:val="single"/>
+            <w:rStyle w:val="aff8"/>
+            <w:color w:val="0563C1"/>
+            <w:szCs w:val="24"/>
             <w:lang w:val="ru-RU"/>
           </w:rPr>
           <w:t>РФ</w:t>
@@ -881,7 +944,30 @@
         <w:rPr>
           <w:lang w:val="ru-RU"/>
         </w:rPr>
-        <w:t xml:space="preserve"> Определите размер, условия и порядок выплаты при возникновении права на него по ст. 1295. Не считайте, что обычная зарплата автоматически закрывает этот вопрос.</w:t>
+        <w:t xml:space="preserve"> Определите размер, условия и порядок выплаты при возникновении права на него </w:t>
+      </w:r>
+      <w:r>
+        <w:rPr>
+          <w:lang w:val="ru-RU"/>
+        </w:rPr>
+        <w:t xml:space="preserve">по </w:t>
+      </w:r>
+      <w:hyperlink r:id="rId14" w:history="1">
+        <w:r>
+          <w:rPr>
+            <w:rStyle w:val="aff8"/>
+            <w:color w:val="0563C1"/>
+            <w:szCs w:val="24"/>
+            <w:lang w:val="ru-RU"/>
+          </w:rPr>
+          <w:t>ст. 1295</w:t>
+        </w:r>
+      </w:hyperlink>
+      <w:r>
+        <w:rPr>
+          <w:lang w:val="ru-RU"/>
+        </w:rPr>
+        <w:t>. Не считайте, что обычная зарплата автоматически закрывает этот вопрос.</w:t>
       </w:r>
     </w:p>
     <w:p>
@@ -939,23 +1025,7 @@
             <w:u w:val="single"/>
             <w:lang w:val="ru-RU"/>
           </w:rPr>
-          <w:t>«Оформлени</w:t>
-        </w:r>
-        <w:r>
-          <w:rPr>
-            <w:color w:val="2F75B5"/>
-            <w:u w:val="single"/>
-            <w:lang w:val="ru-RU"/>
-          </w:rPr>
-          <w:t>е</w:t>
-        </w:r>
-        <w:r>
-          <w:rPr>
-            <w:color w:val="2F75B5"/>
-            <w:u w:val="single"/>
-            <w:lang w:val="ru-RU"/>
-          </w:rPr>
-          <w:t xml:space="preserve"> прав на служебные произведения» в «КонсультантПлюс»</w:t>
+          <w:t>«Оформление прав на служебные произведения» в «КонсультантПлюс»</w:t>
         </w:r>
       </w:hyperlink>
       <w:r>
@@ -982,117 +1052,95 @@
         </w:rPr>
         <w:t xml:space="preserve">Обратитесь к закону: </w:t>
       </w:r>
-      <w:hyperlink r:id="rId16">
-        <w:r>
-          <w:rPr>
-            <w:color w:val="2F75B5"/>
-            <w:u w:val="single"/>
+      <w:hyperlink r:id="rId16" w:history="1">
+        <w:r>
+          <w:rPr>
+            <w:rStyle w:val="aff8"/>
+            <w:color w:val="0563C1"/>
+            <w:szCs w:val="24"/>
+            <w:lang w:val="ru-RU"/>
+          </w:rPr>
+          <w:t>ст. 1295 ГК Р</w:t>
+        </w:r>
+        <w:r>
+          <w:rPr>
+            <w:rStyle w:val="aff8"/>
+            <w:color w:val="0563C1"/>
+            <w:szCs w:val="24"/>
+            <w:lang w:val="ru-RU"/>
+          </w:rPr>
+          <w:t>Ф</w:t>
+        </w:r>
+      </w:hyperlink>
+      <w:r>
+        <w:t xml:space="preserve"> </w:t>
+      </w:r>
+      <w:r>
+        <w:rPr>
+          <w:lang w:val="ru-RU"/>
+        </w:rPr>
+        <w:t xml:space="preserve">; </w:t>
+      </w:r>
+      <w:hyperlink r:id="rId17" w:history="1">
+        <w:r>
+          <w:rPr>
+            <w:rStyle w:val="aff8"/>
+            <w:color w:val="0563C1"/>
+            <w:szCs w:val="24"/>
             <w:lang w:val="ru-RU"/>
           </w:rPr>
           <w:t>ст.</w:t>
         </w:r>
         <w:r>
           <w:rPr>
-            <w:color w:val="2F75B5"/>
-            <w:u w:val="single"/>
+            <w:rStyle w:val="aff8"/>
+            <w:color w:val="0563C1"/>
+            <w:szCs w:val="24"/>
+            <w:lang w:val="ru-RU"/>
           </w:rPr>
           <w:t> </w:t>
         </w:r>
         <w:r>
           <w:rPr>
-            <w:color w:val="2F75B5"/>
-            <w:u w:val="single"/>
-            <w:lang w:val="ru-RU"/>
-          </w:rPr>
-          <w:t>1295</w:t>
-        </w:r>
-        <w:r>
-          <w:rPr>
-            <w:color w:val="2F75B5"/>
-            <w:u w:val="single"/>
+            <w:rStyle w:val="aff8"/>
+            <w:color w:val="0563C1"/>
+            <w:szCs w:val="24"/>
+            <w:lang w:val="ru-RU"/>
+          </w:rPr>
+          <w:t>1234</w:t>
+        </w:r>
+        <w:r>
+          <w:rPr>
+            <w:rStyle w:val="aff8"/>
+            <w:color w:val="0563C1"/>
+            <w:szCs w:val="24"/>
+            <w:lang w:val="ru-RU"/>
           </w:rPr>
           <w:t> </w:t>
         </w:r>
         <w:r>
           <w:rPr>
-            <w:color w:val="2F75B5"/>
-            <w:u w:val="single"/>
+            <w:rStyle w:val="aff8"/>
+            <w:color w:val="0563C1"/>
+            <w:szCs w:val="24"/>
             <w:lang w:val="ru-RU"/>
           </w:rPr>
           <w:t>ГК</w:t>
         </w:r>
         <w:r>
           <w:rPr>
-            <w:color w:val="2F75B5"/>
-            <w:u w:val="single"/>
+            <w:rStyle w:val="aff8"/>
+            <w:color w:val="0563C1"/>
+            <w:szCs w:val="24"/>
+            <w:lang w:val="ru-RU"/>
           </w:rPr>
           <w:t> </w:t>
         </w:r>
         <w:r>
           <w:rPr>
-            <w:color w:val="2F75B5"/>
-            <w:u w:val="single"/>
-            <w:lang w:val="ru-RU"/>
-          </w:rPr>
-          <w:t>РФ</w:t>
-        </w:r>
-      </w:hyperlink>
-      <w:r>
-        <w:rPr>
-          <w:lang w:val="ru-RU"/>
-        </w:rPr>
-        <w:t xml:space="preserve"> ; </w:t>
-      </w:r>
-      <w:hyperlink r:id="rId17">
-        <w:r>
-          <w:rPr>
-            <w:color w:val="2F75B5"/>
-            <w:u w:val="single"/>
-            <w:lang w:val="ru-RU"/>
-          </w:rPr>
-          <w:t>ст.</w:t>
-        </w:r>
-        <w:r>
-          <w:rPr>
-            <w:color w:val="2F75B5"/>
-            <w:u w:val="single"/>
-          </w:rPr>
-          <w:t> </w:t>
-        </w:r>
-        <w:r>
-          <w:rPr>
-            <w:color w:val="2F75B5"/>
-            <w:u w:val="single"/>
-            <w:lang w:val="ru-RU"/>
-          </w:rPr>
-          <w:t>1234</w:t>
-        </w:r>
-        <w:r>
-          <w:rPr>
-            <w:color w:val="2F75B5"/>
-            <w:u w:val="single"/>
-          </w:rPr>
-          <w:t> </w:t>
-        </w:r>
-        <w:r>
-          <w:rPr>
-            <w:color w:val="2F75B5"/>
-            <w:u w:val="single"/>
-            <w:lang w:val="ru-RU"/>
-          </w:rPr>
-          <w:t>ГК</w:t>
-        </w:r>
-        <w:r>
-          <w:rPr>
-            <w:color w:val="2F75B5"/>
-            <w:u w:val="single"/>
-          </w:rPr>
-          <w:t> </w:t>
-        </w:r>
-        <w:r>
-          <w:rPr>
-            <w:color w:val="2F75B5"/>
-            <w:u w:val="single"/>
+            <w:rStyle w:val="aff8"/>
+            <w:color w:val="0563C1"/>
+            <w:szCs w:val="24"/>
             <w:lang w:val="ru-RU"/>
           </w:rPr>
           <w:t>РФ</w:t>
@@ -1190,7 +1238,33 @@
         <w:rPr>
           <w:lang w:val="ru-RU"/>
         </w:rPr>
-        <w:t xml:space="preserve"> Например, разработка не была прямо предусмотрена договором обслуживания оборудования. По ст. 1297 исключительное право по умолчанию принадлежит исполнителю. Если оно нужно заказчику, отдельно согласуйте его принадлежность или передачу.</w:t>
+        <w:t xml:space="preserve"> Например, разработка не была прямо предусмотрена договором обслуживания оборудования. По </w:t>
+      </w:r>
+      <w:hyperlink r:id="rId18" w:history="1">
+        <w:r>
+          <w:rPr>
+            <w:rStyle w:val="aff8"/>
+            <w:color w:val="0563C1"/>
+            <w:szCs w:val="24"/>
+            <w:lang w:val="ru-RU"/>
+          </w:rPr>
+          <w:t>ст. 1297</w:t>
+        </w:r>
+      </w:hyperlink>
+      <w:r>
+        <w:rPr>
+          <w:rStyle w:val="aff8"/>
+          <w:color w:val="FF0000"/>
+          <w:szCs w:val="24"/>
+          <w:lang w:val="ru-RU"/>
+        </w:rPr>
+        <w:t xml:space="preserve"> </w:t>
+      </w:r>
+      <w:r>
+        <w:rPr>
+          <w:lang w:val="ru-RU"/>
+        </w:rPr>
+        <w:t>исключительное право по умолчанию принадлежит исполнителю. Если оно нужно заказчику, отдельно согласуйте его принадлежность или передачу.</w:t>
       </w:r>
     </w:p>
     <w:p>
@@ -1274,58 +1348,77 @@
           <w:b/>
           <w:lang w:val="ru-RU"/>
         </w:rPr>
-        <w:t xml:space="preserve">Обратитесь к закону: </w:t>
-      </w:r>
-      <w:hyperlink r:id="rId18">
-        <w:r>
-          <w:rPr>
-            <w:color w:val="2F75B5"/>
-            <w:u w:val="single"/>
+        <w:t>Обратитесь к закону:</w:t>
+      </w:r>
+      <w:r>
+        <w:rPr>
+          <w:rStyle w:val="aff8"/>
+          <w:color w:val="FF0000"/>
+          <w:szCs w:val="24"/>
+          <w:lang w:val="ru-RU"/>
+        </w:rPr>
+        <w:t xml:space="preserve"> </w:t>
+      </w:r>
+      <w:hyperlink r:id="rId19" w:history="1">
+        <w:r>
+          <w:rPr>
+            <w:rStyle w:val="aff8"/>
+            <w:color w:val="0563C1"/>
+            <w:szCs w:val="24"/>
             <w:lang w:val="ru-RU"/>
           </w:rPr>
           <w:t>ст.</w:t>
         </w:r>
         <w:r>
           <w:rPr>
-            <w:color w:val="2F75B5"/>
-            <w:u w:val="single"/>
+            <w:rStyle w:val="aff8"/>
+            <w:color w:val="0563C1"/>
+            <w:szCs w:val="24"/>
+            <w:lang w:val="ru-RU"/>
           </w:rPr>
           <w:t> </w:t>
         </w:r>
         <w:r>
           <w:rPr>
-            <w:color w:val="2F75B5"/>
-            <w:u w:val="single"/>
+            <w:rStyle w:val="aff8"/>
+            <w:color w:val="0563C1"/>
+            <w:szCs w:val="24"/>
             <w:lang w:val="ru-RU"/>
           </w:rPr>
           <w:t>1288</w:t>
         </w:r>
         <w:r>
           <w:rPr>
-            <w:color w:val="2F75B5"/>
-            <w:u w:val="single"/>
+            <w:rStyle w:val="aff8"/>
+            <w:color w:val="0563C1"/>
+            <w:szCs w:val="24"/>
+            <w:lang w:val="ru-RU"/>
           </w:rPr>
           <w:t> </w:t>
         </w:r>
         <w:r>
           <w:rPr>
-            <w:color w:val="2F75B5"/>
-            <w:u w:val="single"/>
+            <w:rStyle w:val="aff8"/>
+            <w:color w:val="0563C1"/>
+            <w:szCs w:val="24"/>
             <w:lang w:val="ru-RU"/>
           </w:rPr>
           <w:t>ГК</w:t>
         </w:r>
         <w:r>
           <w:rPr>
-            <w:color w:val="2F75B5"/>
-            <w:u w:val="single"/>
+            <w:rStyle w:val="aff8"/>
+            <w:color w:val="0563C1"/>
+            <w:szCs w:val="24"/>
+            <w:lang w:val="ru-RU"/>
           </w:rPr>
           <w:t> </w:t>
         </w:r>
         <w:r>
           <w:rPr>
-            <w:color w:val="2F75B5"/>
-            <w:u w:val="single"/>
+            <w:rStyle w:val="aff8"/>
+            <w:color w:val="0563C1"/>
+            <w:szCs w:val="24"/>
             <w:lang w:val="ru-RU"/>
           </w:rPr>
           <w:t>РФ</w:t>
@@ -1333,60 +1426,79 @@
       </w:hyperlink>
       <w:r>
         <w:rPr>
-          <w:lang w:val="ru-RU"/>
-        </w:rPr>
-        <w:t xml:space="preserve"> ; </w:t>
-      </w:r>
-      <w:hyperlink r:id="rId19">
-        <w:r>
-          <w:rPr>
-            <w:color w:val="2F75B5"/>
-            <w:u w:val="single"/>
+          <w:rStyle w:val="aff8"/>
+          <w:color w:val="FF0000"/>
+          <w:szCs w:val="24"/>
+          <w:lang w:val="ru-RU"/>
+        </w:rPr>
+        <w:t xml:space="preserve"> </w:t>
+      </w:r>
+      <w:r>
+        <w:rPr>
+          <w:lang w:val="ru-RU"/>
+        </w:rPr>
+        <w:t xml:space="preserve">; </w:t>
+      </w:r>
+      <w:hyperlink r:id="rId20" w:history="1">
+        <w:r>
+          <w:rPr>
+            <w:rStyle w:val="aff8"/>
+            <w:color w:val="0563C1"/>
+            <w:szCs w:val="24"/>
             <w:lang w:val="ru-RU"/>
           </w:rPr>
           <w:t>ст.</w:t>
         </w:r>
         <w:r>
           <w:rPr>
-            <w:color w:val="2F75B5"/>
-            <w:u w:val="single"/>
+            <w:rStyle w:val="aff8"/>
+            <w:color w:val="0563C1"/>
+            <w:szCs w:val="24"/>
+            <w:lang w:val="ru-RU"/>
           </w:rPr>
           <w:t> </w:t>
         </w:r>
         <w:r>
           <w:rPr>
-            <w:color w:val="2F75B5"/>
-            <w:u w:val="single"/>
+            <w:rStyle w:val="aff8"/>
+            <w:color w:val="0563C1"/>
+            <w:szCs w:val="24"/>
             <w:lang w:val="ru-RU"/>
           </w:rPr>
           <w:t>1289</w:t>
         </w:r>
         <w:r>
           <w:rPr>
-            <w:color w:val="2F75B5"/>
-            <w:u w:val="single"/>
+            <w:rStyle w:val="aff8"/>
+            <w:color w:val="0563C1"/>
+            <w:szCs w:val="24"/>
+            <w:lang w:val="ru-RU"/>
           </w:rPr>
           <w:t> </w:t>
         </w:r>
         <w:r>
           <w:rPr>
-            <w:color w:val="2F75B5"/>
-            <w:u w:val="single"/>
+            <w:rStyle w:val="aff8"/>
+            <w:color w:val="0563C1"/>
+            <w:szCs w:val="24"/>
             <w:lang w:val="ru-RU"/>
           </w:rPr>
           <w:t>ГК</w:t>
         </w:r>
         <w:r>
           <w:rPr>
-            <w:color w:val="2F75B5"/>
-            <w:u w:val="single"/>
+            <w:rStyle w:val="aff8"/>
+            <w:color w:val="0563C1"/>
+            <w:szCs w:val="24"/>
+            <w:lang w:val="ru-RU"/>
           </w:rPr>
           <w:t> </w:t>
         </w:r>
         <w:r>
           <w:rPr>
-            <w:color w:val="2F75B5"/>
-            <w:u w:val="single"/>
+            <w:rStyle w:val="aff8"/>
+            <w:color w:val="0563C1"/>
+            <w:szCs w:val="24"/>
             <w:lang w:val="ru-RU"/>
           </w:rPr>
           <w:t>РФ</w:t>
@@ -1394,60 +1506,79 @@
       </w:hyperlink>
       <w:r>
         <w:rPr>
-          <w:lang w:val="ru-RU"/>
-        </w:rPr>
-        <w:t xml:space="preserve"> ; </w:t>
-      </w:r>
-      <w:hyperlink r:id="rId20">
-        <w:r>
-          <w:rPr>
-            <w:color w:val="2F75B5"/>
-            <w:u w:val="single"/>
+          <w:rStyle w:val="aff8"/>
+          <w:color w:val="FF0000"/>
+          <w:szCs w:val="24"/>
+          <w:lang w:val="ru-RU"/>
+        </w:rPr>
+        <w:t xml:space="preserve"> </w:t>
+      </w:r>
+      <w:r>
+        <w:rPr>
+          <w:lang w:val="ru-RU"/>
+        </w:rPr>
+        <w:t xml:space="preserve">; </w:t>
+      </w:r>
+      <w:hyperlink r:id="rId21" w:history="1">
+        <w:r>
+          <w:rPr>
+            <w:rStyle w:val="aff8"/>
+            <w:color w:val="0563C1"/>
+            <w:szCs w:val="24"/>
             <w:lang w:val="ru-RU"/>
           </w:rPr>
           <w:t>ст.</w:t>
         </w:r>
         <w:r>
           <w:rPr>
-            <w:color w:val="2F75B5"/>
-            <w:u w:val="single"/>
+            <w:rStyle w:val="aff8"/>
+            <w:color w:val="0563C1"/>
+            <w:szCs w:val="24"/>
+            <w:lang w:val="ru-RU"/>
           </w:rPr>
           <w:t> </w:t>
         </w:r>
         <w:r>
           <w:rPr>
-            <w:color w:val="2F75B5"/>
-            <w:u w:val="single"/>
+            <w:rStyle w:val="aff8"/>
+            <w:color w:val="0563C1"/>
+            <w:szCs w:val="24"/>
             <w:lang w:val="ru-RU"/>
           </w:rPr>
           <w:t>1296</w:t>
         </w:r>
         <w:r>
           <w:rPr>
-            <w:color w:val="2F75B5"/>
-            <w:u w:val="single"/>
+            <w:rStyle w:val="aff8"/>
+            <w:color w:val="0563C1"/>
+            <w:szCs w:val="24"/>
+            <w:lang w:val="ru-RU"/>
           </w:rPr>
           <w:t> </w:t>
         </w:r>
         <w:r>
           <w:rPr>
-            <w:color w:val="2F75B5"/>
-            <w:u w:val="single"/>
+            <w:rStyle w:val="aff8"/>
+            <w:color w:val="0563C1"/>
+            <w:szCs w:val="24"/>
             <w:lang w:val="ru-RU"/>
           </w:rPr>
           <w:t>ГК</w:t>
         </w:r>
         <w:r>
           <w:rPr>
-            <w:color w:val="2F75B5"/>
-            <w:u w:val="single"/>
+            <w:rStyle w:val="aff8"/>
+            <w:color w:val="0563C1"/>
+            <w:szCs w:val="24"/>
+            <w:lang w:val="ru-RU"/>
           </w:rPr>
           <w:t> </w:t>
         </w:r>
         <w:r>
           <w:rPr>
-            <w:color w:val="2F75B5"/>
-            <w:u w:val="single"/>
+            <w:rStyle w:val="aff8"/>
+            <w:color w:val="0563C1"/>
+            <w:szCs w:val="24"/>
             <w:lang w:val="ru-RU"/>
           </w:rPr>
           <w:t>РФ</w:t>
@@ -1455,60 +1586,79 @@
       </w:hyperlink>
       <w:r>
         <w:rPr>
-          <w:lang w:val="ru-RU"/>
-        </w:rPr>
-        <w:t xml:space="preserve"> ; </w:t>
-      </w:r>
-      <w:hyperlink r:id="rId21">
-        <w:r>
-          <w:rPr>
-            <w:color w:val="2F75B5"/>
-            <w:u w:val="single"/>
+          <w:rStyle w:val="aff8"/>
+          <w:color w:val="FF0000"/>
+          <w:szCs w:val="24"/>
+          <w:lang w:val="ru-RU"/>
+        </w:rPr>
+        <w:t xml:space="preserve"> </w:t>
+      </w:r>
+      <w:r>
+        <w:rPr>
+          <w:lang w:val="ru-RU"/>
+        </w:rPr>
+        <w:t xml:space="preserve">; </w:t>
+      </w:r>
+      <w:hyperlink r:id="rId22" w:history="1">
+        <w:r>
+          <w:rPr>
+            <w:rStyle w:val="aff8"/>
+            <w:color w:val="0563C1"/>
+            <w:szCs w:val="24"/>
             <w:lang w:val="ru-RU"/>
           </w:rPr>
           <w:t>ст.</w:t>
         </w:r>
         <w:r>
           <w:rPr>
-            <w:color w:val="2F75B5"/>
-            <w:u w:val="single"/>
+            <w:rStyle w:val="aff8"/>
+            <w:color w:val="0563C1"/>
+            <w:szCs w:val="24"/>
+            <w:lang w:val="ru-RU"/>
           </w:rPr>
           <w:t> </w:t>
         </w:r>
         <w:r>
           <w:rPr>
-            <w:color w:val="2F75B5"/>
-            <w:u w:val="single"/>
+            <w:rStyle w:val="aff8"/>
+            <w:color w:val="0563C1"/>
+            <w:szCs w:val="24"/>
             <w:lang w:val="ru-RU"/>
           </w:rPr>
           <w:t>1297</w:t>
         </w:r>
         <w:r>
           <w:rPr>
-            <w:color w:val="2F75B5"/>
-            <w:u w:val="single"/>
+            <w:rStyle w:val="aff8"/>
+            <w:color w:val="0563C1"/>
+            <w:szCs w:val="24"/>
+            <w:lang w:val="ru-RU"/>
           </w:rPr>
           <w:t> </w:t>
         </w:r>
         <w:r>
           <w:rPr>
-            <w:color w:val="2F75B5"/>
-            <w:u w:val="single"/>
+            <w:rStyle w:val="aff8"/>
+            <w:color w:val="0563C1"/>
+            <w:szCs w:val="24"/>
             <w:lang w:val="ru-RU"/>
           </w:rPr>
           <w:t>ГК</w:t>
         </w:r>
         <w:r>
           <w:rPr>
-            <w:color w:val="2F75B5"/>
-            <w:u w:val="single"/>
+            <w:rStyle w:val="aff8"/>
+            <w:color w:val="0563C1"/>
+            <w:szCs w:val="24"/>
+            <w:lang w:val="ru-RU"/>
           </w:rPr>
           <w:t> </w:t>
         </w:r>
         <w:r>
           <w:rPr>
-            <w:color w:val="2F75B5"/>
-            <w:u w:val="single"/>
+            <w:rStyle w:val="aff8"/>
+            <w:color w:val="0563C1"/>
+            <w:szCs w:val="24"/>
             <w:lang w:val="ru-RU"/>
           </w:rPr>
           <w:t>РФ</w:t>
@@ -1516,60 +1666,79 @@
       </w:hyperlink>
       <w:r>
         <w:rPr>
-          <w:lang w:val="ru-RU"/>
-        </w:rPr>
-        <w:t xml:space="preserve"> ; </w:t>
-      </w:r>
-      <w:hyperlink r:id="rId22">
-        <w:r>
-          <w:rPr>
-            <w:color w:val="2F75B5"/>
-            <w:u w:val="single"/>
+          <w:rStyle w:val="aff8"/>
+          <w:color w:val="FF0000"/>
+          <w:szCs w:val="24"/>
+          <w:lang w:val="ru-RU"/>
+        </w:rPr>
+        <w:t xml:space="preserve"> </w:t>
+      </w:r>
+      <w:r>
+        <w:rPr>
+          <w:lang w:val="ru-RU"/>
+        </w:rPr>
+        <w:t xml:space="preserve">; </w:t>
+      </w:r>
+      <w:hyperlink r:id="rId23" w:history="1">
+        <w:r>
+          <w:rPr>
+            <w:rStyle w:val="aff8"/>
+            <w:color w:val="0563C1"/>
+            <w:szCs w:val="24"/>
             <w:lang w:val="ru-RU"/>
           </w:rPr>
           <w:t>ст.</w:t>
         </w:r>
         <w:r>
           <w:rPr>
-            <w:color w:val="2F75B5"/>
-            <w:u w:val="single"/>
+            <w:rStyle w:val="aff8"/>
+            <w:color w:val="0563C1"/>
+            <w:szCs w:val="24"/>
+            <w:lang w:val="ru-RU"/>
           </w:rPr>
           <w:t> </w:t>
         </w:r>
         <w:r>
           <w:rPr>
-            <w:color w:val="2F75B5"/>
-            <w:u w:val="single"/>
+            <w:rStyle w:val="aff8"/>
+            <w:color w:val="0563C1"/>
+            <w:szCs w:val="24"/>
             <w:lang w:val="ru-RU"/>
           </w:rPr>
           <w:t>1234</w:t>
         </w:r>
         <w:r>
           <w:rPr>
-            <w:color w:val="2F75B5"/>
-            <w:u w:val="single"/>
+            <w:rStyle w:val="aff8"/>
+            <w:color w:val="0563C1"/>
+            <w:szCs w:val="24"/>
+            <w:lang w:val="ru-RU"/>
           </w:rPr>
           <w:t> </w:t>
         </w:r>
         <w:r>
           <w:rPr>
-            <w:color w:val="2F75B5"/>
-            <w:u w:val="single"/>
+            <w:rStyle w:val="aff8"/>
+            <w:color w:val="0563C1"/>
+            <w:szCs w:val="24"/>
             <w:lang w:val="ru-RU"/>
           </w:rPr>
           <w:t>ГК</w:t>
         </w:r>
         <w:r>
           <w:rPr>
-            <w:color w:val="2F75B5"/>
-            <w:u w:val="single"/>
+            <w:rStyle w:val="aff8"/>
+            <w:color w:val="0563C1"/>
+            <w:szCs w:val="24"/>
+            <w:lang w:val="ru-RU"/>
           </w:rPr>
           <w:t> </w:t>
         </w:r>
         <w:r>
           <w:rPr>
-            <w:color w:val="2F75B5"/>
-            <w:u w:val="single"/>
+            <w:rStyle w:val="aff8"/>
+            <w:color w:val="0563C1"/>
+            <w:szCs w:val="24"/>
             <w:lang w:val="ru-RU"/>
           </w:rPr>
           <w:t>РФ</w:t>
@@ -1766,58 +1935,77 @@
           <w:b/>
           <w:lang w:val="ru-RU"/>
         </w:rPr>
-        <w:t xml:space="preserve">Обратитесь к закону: </w:t>
-      </w:r>
-      <w:hyperlink r:id="rId23">
-        <w:r>
-          <w:rPr>
-            <w:color w:val="2F75B5"/>
-            <w:u w:val="single"/>
+        <w:t>Обратитесь к закону:</w:t>
+      </w:r>
+      <w:r>
+        <w:rPr>
+          <w:rStyle w:val="aff8"/>
+          <w:color w:val="FF0000"/>
+          <w:szCs w:val="24"/>
+          <w:lang w:val="ru-RU"/>
+        </w:rPr>
+        <w:t xml:space="preserve"> </w:t>
+      </w:r>
+      <w:hyperlink r:id="rId24" w:history="1">
+        <w:r>
+          <w:rPr>
+            <w:rStyle w:val="aff8"/>
+            <w:color w:val="0563C1"/>
+            <w:szCs w:val="24"/>
             <w:lang w:val="ru-RU"/>
           </w:rPr>
           <w:t>ст.</w:t>
         </w:r>
         <w:r>
           <w:rPr>
-            <w:color w:val="2F75B5"/>
-            <w:u w:val="single"/>
+            <w:rStyle w:val="aff8"/>
+            <w:color w:val="0563C1"/>
+            <w:szCs w:val="24"/>
+            <w:lang w:val="ru-RU"/>
           </w:rPr>
           <w:t> </w:t>
         </w:r>
         <w:r>
           <w:rPr>
-            <w:color w:val="2F75B5"/>
-            <w:u w:val="single"/>
+            <w:rStyle w:val="aff8"/>
+            <w:color w:val="0563C1"/>
+            <w:szCs w:val="24"/>
             <w:lang w:val="ru-RU"/>
           </w:rPr>
           <w:t>1234</w:t>
         </w:r>
         <w:r>
           <w:rPr>
-            <w:color w:val="2F75B5"/>
-            <w:u w:val="single"/>
+            <w:rStyle w:val="aff8"/>
+            <w:color w:val="0563C1"/>
+            <w:szCs w:val="24"/>
+            <w:lang w:val="ru-RU"/>
           </w:rPr>
           <w:t> </w:t>
         </w:r>
         <w:r>
           <w:rPr>
-            <w:color w:val="2F75B5"/>
-            <w:u w:val="single"/>
+            <w:rStyle w:val="aff8"/>
+            <w:color w:val="0563C1"/>
+            <w:szCs w:val="24"/>
             <w:lang w:val="ru-RU"/>
           </w:rPr>
           <w:t>ГК</w:t>
         </w:r>
         <w:r>
           <w:rPr>
-            <w:color w:val="2F75B5"/>
-            <w:u w:val="single"/>
+            <w:rStyle w:val="aff8"/>
+            <w:color w:val="0563C1"/>
+            <w:szCs w:val="24"/>
+            <w:lang w:val="ru-RU"/>
           </w:rPr>
           <w:t> </w:t>
         </w:r>
         <w:r>
           <w:rPr>
-            <w:color w:val="2F75B5"/>
-            <w:u w:val="single"/>
+            <w:rStyle w:val="aff8"/>
+            <w:color w:val="0563C1"/>
+            <w:szCs w:val="24"/>
             <w:lang w:val="ru-RU"/>
           </w:rPr>
           <w:t>РФ</w:t>
@@ -1825,60 +2013,79 @@
       </w:hyperlink>
       <w:r>
         <w:rPr>
-          <w:lang w:val="ru-RU"/>
-        </w:rPr>
-        <w:t xml:space="preserve"> ; </w:t>
-      </w:r>
-      <w:hyperlink r:id="rId24">
-        <w:r>
-          <w:rPr>
-            <w:color w:val="2F75B5"/>
-            <w:u w:val="single"/>
+          <w:rStyle w:val="aff8"/>
+          <w:color w:val="FF0000"/>
+          <w:szCs w:val="24"/>
+          <w:lang w:val="ru-RU"/>
+        </w:rPr>
+        <w:t xml:space="preserve"> </w:t>
+      </w:r>
+      <w:r>
+        <w:rPr>
+          <w:lang w:val="ru-RU"/>
+        </w:rPr>
+        <w:t xml:space="preserve">; </w:t>
+      </w:r>
+      <w:hyperlink r:id="rId25" w:history="1">
+        <w:r>
+          <w:rPr>
+            <w:rStyle w:val="aff8"/>
+            <w:color w:val="0563C1"/>
+            <w:szCs w:val="24"/>
             <w:lang w:val="ru-RU"/>
           </w:rPr>
           <w:t>ст.</w:t>
         </w:r>
         <w:r>
           <w:rPr>
-            <w:color w:val="2F75B5"/>
-            <w:u w:val="single"/>
+            <w:rStyle w:val="aff8"/>
+            <w:color w:val="0563C1"/>
+            <w:szCs w:val="24"/>
+            <w:lang w:val="ru-RU"/>
           </w:rPr>
           <w:t> </w:t>
         </w:r>
         <w:r>
           <w:rPr>
-            <w:color w:val="2F75B5"/>
-            <w:u w:val="single"/>
+            <w:rStyle w:val="aff8"/>
+            <w:color w:val="0563C1"/>
+            <w:szCs w:val="24"/>
             <w:lang w:val="ru-RU"/>
           </w:rPr>
           <w:t>1235</w:t>
         </w:r>
         <w:r>
           <w:rPr>
-            <w:color w:val="2F75B5"/>
-            <w:u w:val="single"/>
+            <w:rStyle w:val="aff8"/>
+            <w:color w:val="0563C1"/>
+            <w:szCs w:val="24"/>
+            <w:lang w:val="ru-RU"/>
           </w:rPr>
           <w:t> </w:t>
         </w:r>
         <w:r>
           <w:rPr>
-            <w:color w:val="2F75B5"/>
-            <w:u w:val="single"/>
+            <w:rStyle w:val="aff8"/>
+            <w:color w:val="0563C1"/>
+            <w:szCs w:val="24"/>
             <w:lang w:val="ru-RU"/>
           </w:rPr>
           <w:t>ГК</w:t>
         </w:r>
         <w:r>
           <w:rPr>
-            <w:color w:val="2F75B5"/>
-            <w:u w:val="single"/>
+            <w:rStyle w:val="aff8"/>
+            <w:color w:val="0563C1"/>
+            <w:szCs w:val="24"/>
+            <w:lang w:val="ru-RU"/>
           </w:rPr>
           <w:t> </w:t>
         </w:r>
         <w:r>
           <w:rPr>
-            <w:color w:val="2F75B5"/>
-            <w:u w:val="single"/>
+            <w:rStyle w:val="aff8"/>
+            <w:color w:val="0563C1"/>
+            <w:szCs w:val="24"/>
             <w:lang w:val="ru-RU"/>
           </w:rPr>
           <w:t>РФ</w:t>
@@ -1886,60 +2093,168 @@
       </w:hyperlink>
       <w:r>
         <w:rPr>
-          <w:lang w:val="ru-RU"/>
-        </w:rPr>
-        <w:t xml:space="preserve"> ; </w:t>
-      </w:r>
-      <w:hyperlink r:id="rId25">
-        <w:r>
-          <w:rPr>
-            <w:color w:val="2F75B5"/>
-            <w:u w:val="single"/>
+          <w:rStyle w:val="aff8"/>
+          <w:color w:val="FF0000"/>
+          <w:szCs w:val="24"/>
+          <w:lang w:val="ru-RU"/>
+        </w:rPr>
+        <w:t xml:space="preserve"> </w:t>
+      </w:r>
+      <w:r>
+        <w:rPr>
+          <w:lang w:val="ru-RU"/>
+        </w:rPr>
+        <w:t xml:space="preserve">; </w:t>
+      </w:r>
+      <w:hyperlink r:id="rId26" w:history="1">
+        <w:r>
+          <w:rPr>
+            <w:rStyle w:val="aff8"/>
+            <w:color w:val="0563C1"/>
+            <w:szCs w:val="24"/>
             <w:lang w:val="ru-RU"/>
           </w:rPr>
           <w:t>ст.</w:t>
         </w:r>
         <w:r>
           <w:rPr>
-            <w:color w:val="2F75B5"/>
-            <w:u w:val="single"/>
+            <w:rStyle w:val="aff8"/>
+            <w:color w:val="0563C1"/>
+            <w:szCs w:val="24"/>
+            <w:lang w:val="ru-RU"/>
           </w:rPr>
           <w:t> </w:t>
         </w:r>
         <w:r>
           <w:rPr>
-            <w:color w:val="2F75B5"/>
-            <w:u w:val="single"/>
+            <w:rStyle w:val="aff8"/>
+            <w:color w:val="0563C1"/>
+            <w:szCs w:val="24"/>
             <w:lang w:val="ru-RU"/>
           </w:rPr>
           <w:t>1258</w:t>
         </w:r>
         <w:r>
           <w:rPr>
-            <w:color w:val="2F75B5"/>
-            <w:u w:val="single"/>
+            <w:rStyle w:val="aff8"/>
+            <w:color w:val="0563C1"/>
+            <w:szCs w:val="24"/>
+            <w:lang w:val="ru-RU"/>
           </w:rPr>
           <w:t> </w:t>
         </w:r>
         <w:r>
           <w:rPr>
-            <w:color w:val="2F75B5"/>
-            <w:u w:val="single"/>
+            <w:rStyle w:val="aff8"/>
+            <w:color w:val="0563C1"/>
+            <w:szCs w:val="24"/>
             <w:lang w:val="ru-RU"/>
           </w:rPr>
           <w:t>ГК</w:t>
         </w:r>
         <w:r>
           <w:rPr>
-            <w:color w:val="2F75B5"/>
-            <w:u w:val="single"/>
+            <w:rStyle w:val="aff8"/>
+            <w:color w:val="0563C1"/>
+            <w:szCs w:val="24"/>
+            <w:lang w:val="ru-RU"/>
           </w:rPr>
           <w:t> </w:t>
         </w:r>
         <w:r>
           <w:rPr>
-            <w:color w:val="2F75B5"/>
-            <w:u w:val="single"/>
+            <w:rStyle w:val="aff8"/>
+            <w:color w:val="0563C1"/>
+            <w:szCs w:val="24"/>
+            <w:lang w:val="ru-RU"/>
+          </w:rPr>
+          <w:t>Р</w:t>
+        </w:r>
+        <w:r>
+          <w:rPr>
+            <w:rStyle w:val="aff8"/>
+            <w:color w:val="0563C1"/>
+            <w:szCs w:val="24"/>
+            <w:lang w:val="ru-RU"/>
+          </w:rPr>
+          <w:t>Ф</w:t>
+        </w:r>
+      </w:hyperlink>
+      <w:r>
+        <w:rPr>
+          <w:rStyle w:val="aff8"/>
+          <w:color w:val="FF0000"/>
+          <w:szCs w:val="24"/>
+          <w:lang w:val="ru-RU"/>
+        </w:rPr>
+        <w:t xml:space="preserve"> </w:t>
+      </w:r>
+      <w:r>
+        <w:rPr>
+          <w:lang w:val="ru-RU"/>
+        </w:rPr>
+        <w:t xml:space="preserve">; </w:t>
+      </w:r>
+      <w:hyperlink r:id="rId27" w:history="1">
+        <w:r>
+          <w:rPr>
+            <w:rStyle w:val="aff8"/>
+            <w:color w:val="0563C1"/>
+            <w:szCs w:val="24"/>
+            <w:lang w:val="ru-RU"/>
+          </w:rPr>
+          <w:t>ст.</w:t>
+        </w:r>
+        <w:r>
+          <w:rPr>
+            <w:rStyle w:val="aff8"/>
+            <w:color w:val="0563C1"/>
+            <w:szCs w:val="24"/>
+            <w:lang w:val="ru-RU"/>
+          </w:rPr>
+          <w:t> </w:t>
+        </w:r>
+        <w:r>
+          <w:rPr>
+            <w:rStyle w:val="aff8"/>
+            <w:color w:val="0563C1"/>
+            <w:szCs w:val="24"/>
+            <w:lang w:val="ru-RU"/>
+          </w:rPr>
+          <w:t>1285</w:t>
+        </w:r>
+        <w:r>
+          <w:rPr>
+            <w:rStyle w:val="aff8"/>
+            <w:color w:val="0563C1"/>
+            <w:szCs w:val="24"/>
+            <w:lang w:val="ru-RU"/>
+          </w:rPr>
+          <w:t> </w:t>
+        </w:r>
+        <w:r>
+          <w:rPr>
+            <w:rStyle w:val="aff8"/>
+            <w:color w:val="0563C1"/>
+            <w:szCs w:val="24"/>
+            <w:lang w:val="ru-RU"/>
+          </w:rPr>
+          <w:t>ГК</w:t>
+        </w:r>
+        <w:r>
+          <w:rPr>
+            <w:rStyle w:val="aff8"/>
+            <w:color w:val="0563C1"/>
+            <w:szCs w:val="24"/>
+            <w:lang w:val="ru-RU"/>
+          </w:rPr>
+          <w:t> </w:t>
+        </w:r>
+        <w:r>
+          <w:rPr>
+            <w:rStyle w:val="aff8"/>
+            <w:color w:val="0563C1"/>
+            <w:szCs w:val="24"/>
             <w:lang w:val="ru-RU"/>
           </w:rPr>
           <w:t>РФ</w:t>
@@ -1947,121 +2262,79 @@
       </w:hyperlink>
       <w:r>
         <w:rPr>
-          <w:lang w:val="ru-RU"/>
-        </w:rPr>
-        <w:t xml:space="preserve"> ; </w:t>
-      </w:r>
-      <w:hyperlink r:id="rId26">
-        <w:r>
-          <w:rPr>
-            <w:color w:val="2F75B5"/>
-            <w:u w:val="single"/>
+          <w:rStyle w:val="aff8"/>
+          <w:color w:val="FF0000"/>
+          <w:szCs w:val="24"/>
+          <w:lang w:val="ru-RU"/>
+        </w:rPr>
+        <w:t xml:space="preserve"> </w:t>
+      </w:r>
+      <w:r>
+        <w:rPr>
+          <w:lang w:val="ru-RU"/>
+        </w:rPr>
+        <w:t xml:space="preserve">; </w:t>
+      </w:r>
+      <w:hyperlink r:id="rId28" w:history="1">
+        <w:r>
+          <w:rPr>
+            <w:rStyle w:val="aff8"/>
+            <w:color w:val="0563C1"/>
+            <w:szCs w:val="24"/>
             <w:lang w:val="ru-RU"/>
           </w:rPr>
           <w:t>ст.</w:t>
         </w:r>
         <w:r>
           <w:rPr>
-            <w:color w:val="2F75B5"/>
-            <w:u w:val="single"/>
+            <w:rStyle w:val="aff8"/>
+            <w:color w:val="0563C1"/>
+            <w:szCs w:val="24"/>
+            <w:lang w:val="ru-RU"/>
           </w:rPr>
           <w:t> </w:t>
         </w:r>
         <w:r>
           <w:rPr>
-            <w:color w:val="2F75B5"/>
-            <w:u w:val="single"/>
-            <w:lang w:val="ru-RU"/>
-          </w:rPr>
-          <w:t>1285</w:t>
-        </w:r>
-        <w:r>
-          <w:rPr>
-            <w:color w:val="2F75B5"/>
-            <w:u w:val="single"/>
+            <w:rStyle w:val="aff8"/>
+            <w:color w:val="0563C1"/>
+            <w:szCs w:val="24"/>
+            <w:lang w:val="ru-RU"/>
+          </w:rPr>
+          <w:t>1286</w:t>
+        </w:r>
+        <w:r>
+          <w:rPr>
+            <w:rStyle w:val="aff8"/>
+            <w:color w:val="0563C1"/>
+            <w:szCs w:val="24"/>
+            <w:lang w:val="ru-RU"/>
           </w:rPr>
           <w:t> </w:t>
         </w:r>
         <w:r>
           <w:rPr>
-            <w:color w:val="2F75B5"/>
-            <w:u w:val="single"/>
+            <w:rStyle w:val="aff8"/>
+            <w:color w:val="0563C1"/>
+            <w:szCs w:val="24"/>
             <w:lang w:val="ru-RU"/>
           </w:rPr>
           <w:t>ГК</w:t>
         </w:r>
         <w:r>
           <w:rPr>
-            <w:color w:val="2F75B5"/>
-            <w:u w:val="single"/>
+            <w:rStyle w:val="aff8"/>
+            <w:color w:val="0563C1"/>
+            <w:szCs w:val="24"/>
+            <w:lang w:val="ru-RU"/>
           </w:rPr>
           <w:t> </w:t>
         </w:r>
         <w:r>
           <w:rPr>
-            <w:color w:val="2F75B5"/>
-            <w:u w:val="single"/>
-            <w:lang w:val="ru-RU"/>
-          </w:rPr>
-          <w:t>РФ</w:t>
-        </w:r>
-      </w:hyperlink>
-      <w:r>
-        <w:rPr>
-          <w:lang w:val="ru-RU"/>
-        </w:rPr>
-        <w:t xml:space="preserve"> ; </w:t>
-      </w:r>
-      <w:hyperlink r:id="rId27">
-        <w:r>
-          <w:rPr>
-            <w:color w:val="2F75B5"/>
-            <w:u w:val="single"/>
-            <w:lang w:val="ru-RU"/>
-          </w:rPr>
-          <w:t>ст.</w:t>
-        </w:r>
-        <w:r>
-          <w:rPr>
-            <w:color w:val="2F75B5"/>
-            <w:u w:val="single"/>
-          </w:rPr>
-          <w:t> </w:t>
-        </w:r>
-        <w:r>
-          <w:rPr>
-            <w:color w:val="2F75B5"/>
-            <w:u w:val="single"/>
-            <w:lang w:val="ru-RU"/>
-          </w:rPr>
-          <w:t>1286</w:t>
-        </w:r>
-        <w:r>
-          <w:rPr>
-            <w:color w:val="2F75B5"/>
-            <w:u w:val="single"/>
-          </w:rPr>
-          <w:t> </w:t>
-        </w:r>
-        <w:r>
-          <w:rPr>
-            <w:color w:val="2F75B5"/>
-            <w:u w:val="single"/>
-            <w:lang w:val="ru-RU"/>
-          </w:rPr>
-          <w:t>ГК</w:t>
-        </w:r>
-        <w:r>
-          <w:rPr>
-            <w:color w:val="2F75B5"/>
-            <w:u w:val="single"/>
-          </w:rPr>
-          <w:t> </w:t>
-        </w:r>
-        <w:r>
-          <w:rPr>
-            <w:color w:val="2F75B5"/>
-            <w:u w:val="single"/>
+            <w:rStyle w:val="aff8"/>
+            <w:color w:val="0563C1"/>
+            <w:szCs w:val="24"/>
             <w:lang w:val="ru-RU"/>
           </w:rPr>
           <w:t>РФ</w:t>
@@ -2185,7 +2458,7 @@
         </w:rPr>
         <w:t xml:space="preserve"> и изучите статью </w:t>
       </w:r>
-      <w:hyperlink r:id="rId28">
+      <w:hyperlink r:id="rId29">
         <w:r>
           <w:rPr>
             <w:color w:val="2F75B5"/>
@@ -2249,56 +2522,66 @@
         </w:rPr>
         <w:t xml:space="preserve">Обратитесь к закону: </w:t>
       </w:r>
-      <w:hyperlink r:id="rId29">
-        <w:r>
-          <w:rPr>
-            <w:color w:val="2F75B5"/>
-            <w:u w:val="single"/>
+      <w:hyperlink r:id="rId30" w:history="1">
+        <w:r>
+          <w:rPr>
+            <w:rStyle w:val="aff8"/>
+            <w:color w:val="0563C1"/>
+            <w:szCs w:val="24"/>
             <w:lang w:val="ru-RU"/>
           </w:rPr>
           <w:t>ст.</w:t>
         </w:r>
         <w:r>
           <w:rPr>
-            <w:color w:val="2F75B5"/>
-            <w:u w:val="single"/>
+            <w:rStyle w:val="aff8"/>
+            <w:color w:val="0563C1"/>
+            <w:szCs w:val="24"/>
+            <w:lang w:val="ru-RU"/>
           </w:rPr>
           <w:t> </w:t>
         </w:r>
         <w:r>
           <w:rPr>
-            <w:color w:val="2F75B5"/>
-            <w:u w:val="single"/>
+            <w:rStyle w:val="aff8"/>
+            <w:color w:val="0563C1"/>
+            <w:szCs w:val="24"/>
             <w:lang w:val="ru-RU"/>
           </w:rPr>
           <w:t>1235</w:t>
         </w:r>
         <w:r>
           <w:rPr>
-            <w:color w:val="2F75B5"/>
-            <w:u w:val="single"/>
+            <w:rStyle w:val="aff8"/>
+            <w:color w:val="0563C1"/>
+            <w:szCs w:val="24"/>
+            <w:lang w:val="ru-RU"/>
           </w:rPr>
           <w:t> </w:t>
         </w:r>
         <w:r>
           <w:rPr>
-            <w:color w:val="2F75B5"/>
-            <w:u w:val="single"/>
+            <w:rStyle w:val="aff8"/>
+            <w:color w:val="0563C1"/>
+            <w:szCs w:val="24"/>
             <w:lang w:val="ru-RU"/>
           </w:rPr>
           <w:t>ГК</w:t>
         </w:r>
         <w:r>
           <w:rPr>
-            <w:color w:val="2F75B5"/>
-            <w:u w:val="single"/>
+            <w:rStyle w:val="aff8"/>
+            <w:color w:val="0563C1"/>
+            <w:szCs w:val="24"/>
+            <w:lang w:val="ru-RU"/>
           </w:rPr>
           <w:t> </w:t>
         </w:r>
         <w:r>
           <w:rPr>
-            <w:color w:val="2F75B5"/>
-            <w:u w:val="single"/>
+            <w:rStyle w:val="aff8"/>
+            <w:color w:val="0563C1"/>
+            <w:szCs w:val="24"/>
             <w:lang w:val="ru-RU"/>
           </w:rPr>
           <w:t>РФ</w:t>
@@ -2306,60 +2589,79 @@
       </w:hyperlink>
       <w:r>
         <w:rPr>
-          <w:lang w:val="ru-RU"/>
-        </w:rPr>
-        <w:t xml:space="preserve"> ; </w:t>
-      </w:r>
-      <w:hyperlink r:id="rId30">
-        <w:r>
-          <w:rPr>
-            <w:color w:val="2F75B5"/>
-            <w:u w:val="single"/>
+          <w:rStyle w:val="aff8"/>
+          <w:color w:val="FF0000"/>
+          <w:szCs w:val="24"/>
+          <w:lang w:val="ru-RU"/>
+        </w:rPr>
+        <w:t xml:space="preserve"> </w:t>
+      </w:r>
+      <w:r>
+        <w:rPr>
+          <w:lang w:val="ru-RU"/>
+        </w:rPr>
+        <w:t xml:space="preserve">; </w:t>
+      </w:r>
+      <w:hyperlink r:id="rId31" w:history="1">
+        <w:r>
+          <w:rPr>
+            <w:rStyle w:val="aff8"/>
+            <w:color w:val="0563C1"/>
+            <w:szCs w:val="24"/>
             <w:lang w:val="ru-RU"/>
           </w:rPr>
           <w:t>ст.</w:t>
         </w:r>
         <w:r>
           <w:rPr>
-            <w:color w:val="2F75B5"/>
-            <w:u w:val="single"/>
+            <w:rStyle w:val="aff8"/>
+            <w:color w:val="0563C1"/>
+            <w:szCs w:val="24"/>
+            <w:lang w:val="ru-RU"/>
           </w:rPr>
           <w:t> </w:t>
         </w:r>
         <w:r>
           <w:rPr>
-            <w:color w:val="2F75B5"/>
-            <w:u w:val="single"/>
+            <w:rStyle w:val="aff8"/>
+            <w:color w:val="0563C1"/>
+            <w:szCs w:val="24"/>
             <w:lang w:val="ru-RU"/>
           </w:rPr>
           <w:t>1270</w:t>
         </w:r>
         <w:r>
           <w:rPr>
-            <w:color w:val="2F75B5"/>
-            <w:u w:val="single"/>
+            <w:rStyle w:val="aff8"/>
+            <w:color w:val="0563C1"/>
+            <w:szCs w:val="24"/>
+            <w:lang w:val="ru-RU"/>
           </w:rPr>
           <w:t> </w:t>
         </w:r>
         <w:r>
           <w:rPr>
-            <w:color w:val="2F75B5"/>
-            <w:u w:val="single"/>
+            <w:rStyle w:val="aff8"/>
+            <w:color w:val="0563C1"/>
+            <w:szCs w:val="24"/>
             <w:lang w:val="ru-RU"/>
           </w:rPr>
           <w:t>ГК</w:t>
         </w:r>
         <w:r>
           <w:rPr>
-            <w:color w:val="2F75B5"/>
-            <w:u w:val="single"/>
+            <w:rStyle w:val="aff8"/>
+            <w:color w:val="0563C1"/>
+            <w:szCs w:val="24"/>
+            <w:lang w:val="ru-RU"/>
           </w:rPr>
           <w:t> </w:t>
         </w:r>
         <w:r>
           <w:rPr>
-            <w:color w:val="2F75B5"/>
-            <w:u w:val="single"/>
+            <w:rStyle w:val="aff8"/>
+            <w:color w:val="0563C1"/>
+            <w:szCs w:val="24"/>
             <w:lang w:val="ru-RU"/>
           </w:rPr>
           <w:t>РФ</w:t>
@@ -2367,60 +2669,79 @@
       </w:hyperlink>
       <w:r>
         <w:rPr>
-          <w:lang w:val="ru-RU"/>
-        </w:rPr>
-        <w:t xml:space="preserve"> ; </w:t>
-      </w:r>
-      <w:hyperlink r:id="rId31">
-        <w:r>
-          <w:rPr>
-            <w:color w:val="2F75B5"/>
-            <w:u w:val="single"/>
+          <w:rStyle w:val="aff8"/>
+          <w:color w:val="FF0000"/>
+          <w:szCs w:val="24"/>
+          <w:lang w:val="ru-RU"/>
+        </w:rPr>
+        <w:t xml:space="preserve"> </w:t>
+      </w:r>
+      <w:r>
+        <w:rPr>
+          <w:lang w:val="ru-RU"/>
+        </w:rPr>
+        <w:t xml:space="preserve">; </w:t>
+      </w:r>
+      <w:hyperlink r:id="rId32" w:history="1">
+        <w:r>
+          <w:rPr>
+            <w:rStyle w:val="aff8"/>
+            <w:color w:val="0563C1"/>
+            <w:szCs w:val="24"/>
             <w:lang w:val="ru-RU"/>
           </w:rPr>
           <w:t>ст.</w:t>
         </w:r>
         <w:r>
           <w:rPr>
-            <w:color w:val="2F75B5"/>
-            <w:u w:val="single"/>
+            <w:rStyle w:val="aff8"/>
+            <w:color w:val="0563C1"/>
+            <w:szCs w:val="24"/>
+            <w:lang w:val="ru-RU"/>
           </w:rPr>
           <w:t> </w:t>
         </w:r>
         <w:r>
           <w:rPr>
-            <w:color w:val="2F75B5"/>
-            <w:u w:val="single"/>
+            <w:rStyle w:val="aff8"/>
+            <w:color w:val="0563C1"/>
+            <w:szCs w:val="24"/>
             <w:lang w:val="ru-RU"/>
           </w:rPr>
           <w:t>1286</w:t>
         </w:r>
         <w:r>
           <w:rPr>
-            <w:color w:val="2F75B5"/>
-            <w:u w:val="single"/>
+            <w:rStyle w:val="aff8"/>
+            <w:color w:val="0563C1"/>
+            <w:szCs w:val="24"/>
+            <w:lang w:val="ru-RU"/>
           </w:rPr>
           <w:t> </w:t>
         </w:r>
         <w:r>
           <w:rPr>
-            <w:color w:val="2F75B5"/>
-            <w:u w:val="single"/>
+            <w:rStyle w:val="aff8"/>
+            <w:color w:val="0563C1"/>
+            <w:szCs w:val="24"/>
             <w:lang w:val="ru-RU"/>
           </w:rPr>
           <w:t>ГК</w:t>
         </w:r>
         <w:r>
           <w:rPr>
-            <w:color w:val="2F75B5"/>
-            <w:u w:val="single"/>
+            <w:rStyle w:val="aff8"/>
+            <w:color w:val="0563C1"/>
+            <w:szCs w:val="24"/>
+            <w:lang w:val="ru-RU"/>
           </w:rPr>
           <w:t> </w:t>
         </w:r>
         <w:r>
           <w:rPr>
-            <w:color w:val="2F75B5"/>
-            <w:u w:val="single"/>
+            <w:rStyle w:val="aff8"/>
+            <w:color w:val="0563C1"/>
+            <w:szCs w:val="24"/>
             <w:lang w:val="ru-RU"/>
           </w:rPr>
           <w:t>РФ</w:t>
@@ -2428,60 +2749,79 @@
       </w:hyperlink>
       <w:r>
         <w:rPr>
-          <w:lang w:val="ru-RU"/>
-        </w:rPr>
-        <w:t xml:space="preserve"> ; </w:t>
-      </w:r>
-      <w:hyperlink r:id="rId32">
-        <w:r>
-          <w:rPr>
-            <w:color w:val="2F75B5"/>
-            <w:u w:val="single"/>
+          <w:rStyle w:val="aff8"/>
+          <w:color w:val="FF0000"/>
+          <w:szCs w:val="24"/>
+          <w:lang w:val="ru-RU"/>
+        </w:rPr>
+        <w:t xml:space="preserve"> </w:t>
+      </w:r>
+      <w:r>
+        <w:rPr>
+          <w:lang w:val="ru-RU"/>
+        </w:rPr>
+        <w:t xml:space="preserve">; </w:t>
+      </w:r>
+      <w:hyperlink r:id="rId33" w:history="1">
+        <w:r>
+          <w:rPr>
+            <w:rStyle w:val="aff8"/>
+            <w:color w:val="0563C1"/>
+            <w:szCs w:val="24"/>
             <w:lang w:val="ru-RU"/>
           </w:rPr>
           <w:t>ст.</w:t>
         </w:r>
         <w:r>
           <w:rPr>
-            <w:color w:val="2F75B5"/>
-            <w:u w:val="single"/>
+            <w:rStyle w:val="aff8"/>
+            <w:color w:val="0563C1"/>
+            <w:szCs w:val="24"/>
+            <w:lang w:val="ru-RU"/>
           </w:rPr>
           <w:t> </w:t>
         </w:r>
         <w:r>
           <w:rPr>
-            <w:color w:val="2F75B5"/>
-            <w:u w:val="single"/>
+            <w:rStyle w:val="aff8"/>
+            <w:color w:val="0563C1"/>
+            <w:szCs w:val="24"/>
             <w:lang w:val="ru-RU"/>
           </w:rPr>
           <w:t>1286.1</w:t>
         </w:r>
         <w:r>
           <w:rPr>
-            <w:color w:val="2F75B5"/>
-            <w:u w:val="single"/>
+            <w:rStyle w:val="aff8"/>
+            <w:color w:val="0563C1"/>
+            <w:szCs w:val="24"/>
+            <w:lang w:val="ru-RU"/>
           </w:rPr>
           <w:t> </w:t>
         </w:r>
         <w:r>
           <w:rPr>
-            <w:color w:val="2F75B5"/>
-            <w:u w:val="single"/>
+            <w:rStyle w:val="aff8"/>
+            <w:color w:val="0563C1"/>
+            <w:szCs w:val="24"/>
             <w:lang w:val="ru-RU"/>
           </w:rPr>
           <w:t>ГК</w:t>
         </w:r>
         <w:r>
           <w:rPr>
-            <w:color w:val="2F75B5"/>
-            <w:u w:val="single"/>
+            <w:rStyle w:val="aff8"/>
+            <w:color w:val="0563C1"/>
+            <w:szCs w:val="24"/>
+            <w:lang w:val="ru-RU"/>
           </w:rPr>
           <w:t> </w:t>
         </w:r>
         <w:r>
           <w:rPr>
-            <w:color w:val="2F75B5"/>
-            <w:u w:val="single"/>
+            <w:rStyle w:val="aff8"/>
+            <w:color w:val="0563C1"/>
+            <w:szCs w:val="24"/>
             <w:lang w:val="ru-RU"/>
           </w:rPr>
           <w:t>РФ</w:t>
@@ -2688,7 +3028,7 @@
         </w:rPr>
         <w:t xml:space="preserve">Используйте </w:t>
       </w:r>
-      <w:hyperlink r:id="rId33">
+      <w:hyperlink r:id="rId34">
         <w:r>
           <w:rPr>
             <w:color w:val="2F75B5"/>
@@ -2722,56 +3062,66 @@
         </w:rPr>
         <w:t xml:space="preserve">Обратитесь к закону: </w:t>
       </w:r>
-      <w:hyperlink r:id="rId34">
-        <w:r>
-          <w:rPr>
-            <w:color w:val="2F75B5"/>
-            <w:u w:val="single"/>
+      <w:hyperlink r:id="rId35" w:history="1">
+        <w:r>
+          <w:rPr>
+            <w:rStyle w:val="aff8"/>
+            <w:color w:val="0563C1"/>
+            <w:szCs w:val="24"/>
             <w:lang w:val="ru-RU"/>
           </w:rPr>
           <w:t>ст.</w:t>
         </w:r>
         <w:r>
           <w:rPr>
-            <w:color w:val="2F75B5"/>
-            <w:u w:val="single"/>
+            <w:rStyle w:val="aff8"/>
+            <w:color w:val="0563C1"/>
+            <w:szCs w:val="24"/>
+            <w:lang w:val="ru-RU"/>
           </w:rPr>
           <w:t> </w:t>
         </w:r>
         <w:r>
           <w:rPr>
-            <w:color w:val="2F75B5"/>
-            <w:u w:val="single"/>
+            <w:rStyle w:val="aff8"/>
+            <w:color w:val="0563C1"/>
+            <w:szCs w:val="24"/>
             <w:lang w:val="ru-RU"/>
           </w:rPr>
           <w:t>1227</w:t>
         </w:r>
         <w:r>
           <w:rPr>
-            <w:color w:val="2F75B5"/>
-            <w:u w:val="single"/>
+            <w:rStyle w:val="aff8"/>
+            <w:color w:val="0563C1"/>
+            <w:szCs w:val="24"/>
+            <w:lang w:val="ru-RU"/>
           </w:rPr>
           <w:t> </w:t>
         </w:r>
         <w:r>
           <w:rPr>
-            <w:color w:val="2F75B5"/>
-            <w:u w:val="single"/>
+            <w:rStyle w:val="aff8"/>
+            <w:color w:val="0563C1"/>
+            <w:szCs w:val="24"/>
             <w:lang w:val="ru-RU"/>
           </w:rPr>
           <w:t>ГК</w:t>
         </w:r>
         <w:r>
           <w:rPr>
-            <w:color w:val="2F75B5"/>
-            <w:u w:val="single"/>
+            <w:rStyle w:val="aff8"/>
+            <w:color w:val="0563C1"/>
+            <w:szCs w:val="24"/>
+            <w:lang w:val="ru-RU"/>
           </w:rPr>
           <w:t> </w:t>
         </w:r>
         <w:r>
           <w:rPr>
-            <w:color w:val="2F75B5"/>
-            <w:u w:val="single"/>
+            <w:rStyle w:val="aff8"/>
+            <w:color w:val="0563C1"/>
+            <w:szCs w:val="24"/>
             <w:lang w:val="ru-RU"/>
           </w:rPr>
           <w:t>РФ</w:t>
@@ -2779,60 +3129,79 @@
       </w:hyperlink>
       <w:r>
         <w:rPr>
-          <w:lang w:val="ru-RU"/>
-        </w:rPr>
-        <w:t xml:space="preserve"> ; </w:t>
-      </w:r>
-      <w:hyperlink r:id="rId35">
-        <w:r>
-          <w:rPr>
-            <w:color w:val="2F75B5"/>
-            <w:u w:val="single"/>
+          <w:rStyle w:val="aff8"/>
+          <w:color w:val="FF0000"/>
+          <w:szCs w:val="24"/>
+          <w:lang w:val="ru-RU"/>
+        </w:rPr>
+        <w:t xml:space="preserve"> </w:t>
+      </w:r>
+      <w:r>
+        <w:rPr>
+          <w:lang w:val="ru-RU"/>
+        </w:rPr>
+        <w:t xml:space="preserve">; </w:t>
+      </w:r>
+      <w:hyperlink r:id="rId36" w:history="1">
+        <w:r>
+          <w:rPr>
+            <w:rStyle w:val="aff8"/>
+            <w:color w:val="0563C1"/>
+            <w:szCs w:val="24"/>
             <w:lang w:val="ru-RU"/>
           </w:rPr>
           <w:t>ст.</w:t>
         </w:r>
         <w:r>
           <w:rPr>
-            <w:color w:val="2F75B5"/>
-            <w:u w:val="single"/>
+            <w:rStyle w:val="aff8"/>
+            <w:color w:val="0563C1"/>
+            <w:szCs w:val="24"/>
+            <w:lang w:val="ru-RU"/>
           </w:rPr>
           <w:t> </w:t>
         </w:r>
         <w:r>
           <w:rPr>
-            <w:color w:val="2F75B5"/>
-            <w:u w:val="single"/>
+            <w:rStyle w:val="aff8"/>
+            <w:color w:val="0563C1"/>
+            <w:szCs w:val="24"/>
             <w:lang w:val="ru-RU"/>
           </w:rPr>
           <w:t>1234</w:t>
         </w:r>
         <w:r>
           <w:rPr>
-            <w:color w:val="2F75B5"/>
-            <w:u w:val="single"/>
+            <w:rStyle w:val="aff8"/>
+            <w:color w:val="0563C1"/>
+            <w:szCs w:val="24"/>
+            <w:lang w:val="ru-RU"/>
           </w:rPr>
           <w:t> </w:t>
         </w:r>
         <w:r>
           <w:rPr>
-            <w:color w:val="2F75B5"/>
-            <w:u w:val="single"/>
+            <w:rStyle w:val="aff8"/>
+            <w:color w:val="0563C1"/>
+            <w:szCs w:val="24"/>
             <w:lang w:val="ru-RU"/>
           </w:rPr>
           <w:t>ГК</w:t>
         </w:r>
         <w:r>
           <w:rPr>
-            <w:color w:val="2F75B5"/>
-            <w:u w:val="single"/>
+            <w:rStyle w:val="aff8"/>
+            <w:color w:val="0563C1"/>
+            <w:szCs w:val="24"/>
+            <w:lang w:val="ru-RU"/>
           </w:rPr>
           <w:t> </w:t>
         </w:r>
         <w:r>
           <w:rPr>
-            <w:color w:val="2F75B5"/>
-            <w:u w:val="single"/>
+            <w:rStyle w:val="aff8"/>
+            <w:color w:val="0563C1"/>
+            <w:szCs w:val="24"/>
             <w:lang w:val="ru-RU"/>
           </w:rPr>
           <w:t>РФ</w:t>
@@ -2840,60 +3209,79 @@
       </w:hyperlink>
       <w:r>
         <w:rPr>
-          <w:lang w:val="ru-RU"/>
-        </w:rPr>
-        <w:t xml:space="preserve"> ; </w:t>
-      </w:r>
-      <w:hyperlink r:id="rId36">
-        <w:r>
-          <w:rPr>
-            <w:color w:val="2F75B5"/>
-            <w:u w:val="single"/>
+          <w:rStyle w:val="aff8"/>
+          <w:color w:val="FF0000"/>
+          <w:szCs w:val="24"/>
+          <w:lang w:val="ru-RU"/>
+        </w:rPr>
+        <w:t xml:space="preserve"> </w:t>
+      </w:r>
+      <w:r>
+        <w:rPr>
+          <w:lang w:val="ru-RU"/>
+        </w:rPr>
+        <w:t xml:space="preserve">; </w:t>
+      </w:r>
+      <w:hyperlink r:id="rId37" w:history="1">
+        <w:r>
+          <w:rPr>
+            <w:rStyle w:val="aff8"/>
+            <w:color w:val="0563C1"/>
+            <w:szCs w:val="24"/>
             <w:lang w:val="ru-RU"/>
           </w:rPr>
           <w:t>ст.</w:t>
         </w:r>
         <w:r>
           <w:rPr>
-            <w:color w:val="2F75B5"/>
-            <w:u w:val="single"/>
+            <w:rStyle w:val="aff8"/>
+            <w:color w:val="0563C1"/>
+            <w:szCs w:val="24"/>
+            <w:lang w:val="ru-RU"/>
           </w:rPr>
           <w:t> </w:t>
         </w:r>
         <w:r>
           <w:rPr>
-            <w:color w:val="2F75B5"/>
-            <w:u w:val="single"/>
+            <w:rStyle w:val="aff8"/>
+            <w:color w:val="0563C1"/>
+            <w:szCs w:val="24"/>
             <w:lang w:val="ru-RU"/>
           </w:rPr>
           <w:t>1295</w:t>
         </w:r>
         <w:r>
           <w:rPr>
-            <w:color w:val="2F75B5"/>
-            <w:u w:val="single"/>
+            <w:rStyle w:val="aff8"/>
+            <w:color w:val="0563C1"/>
+            <w:szCs w:val="24"/>
+            <w:lang w:val="ru-RU"/>
           </w:rPr>
           <w:t> </w:t>
         </w:r>
         <w:r>
           <w:rPr>
-            <w:color w:val="2F75B5"/>
-            <w:u w:val="single"/>
+            <w:rStyle w:val="aff8"/>
+            <w:color w:val="0563C1"/>
+            <w:szCs w:val="24"/>
             <w:lang w:val="ru-RU"/>
           </w:rPr>
           <w:t>ГК</w:t>
         </w:r>
         <w:r>
           <w:rPr>
-            <w:color w:val="2F75B5"/>
-            <w:u w:val="single"/>
+            <w:rStyle w:val="aff8"/>
+            <w:color w:val="0563C1"/>
+            <w:szCs w:val="24"/>
+            <w:lang w:val="ru-RU"/>
           </w:rPr>
           <w:t> </w:t>
         </w:r>
         <w:r>
           <w:rPr>
-            <w:color w:val="2F75B5"/>
-            <w:u w:val="single"/>
+            <w:rStyle w:val="aff8"/>
+            <w:color w:val="0563C1"/>
+            <w:szCs w:val="24"/>
             <w:lang w:val="ru-RU"/>
           </w:rPr>
           <w:t>РФ</w:t>
@@ -2901,60 +3289,79 @@
       </w:hyperlink>
       <w:r>
         <w:rPr>
-          <w:lang w:val="ru-RU"/>
-        </w:rPr>
-        <w:t xml:space="preserve"> ; </w:t>
-      </w:r>
-      <w:hyperlink r:id="rId37">
-        <w:r>
-          <w:rPr>
-            <w:color w:val="2F75B5"/>
-            <w:u w:val="single"/>
+          <w:rStyle w:val="aff8"/>
+          <w:color w:val="FF0000"/>
+          <w:szCs w:val="24"/>
+          <w:lang w:val="ru-RU"/>
+        </w:rPr>
+        <w:t xml:space="preserve"> </w:t>
+      </w:r>
+      <w:r>
+        <w:rPr>
+          <w:lang w:val="ru-RU"/>
+        </w:rPr>
+        <w:t xml:space="preserve">; </w:t>
+      </w:r>
+      <w:hyperlink r:id="rId38" w:history="1">
+        <w:r>
+          <w:rPr>
+            <w:rStyle w:val="aff8"/>
+            <w:color w:val="0563C1"/>
+            <w:szCs w:val="24"/>
             <w:lang w:val="ru-RU"/>
           </w:rPr>
           <w:t>ст.</w:t>
         </w:r>
         <w:r>
           <w:rPr>
-            <w:color w:val="2F75B5"/>
-            <w:u w:val="single"/>
+            <w:rStyle w:val="aff8"/>
+            <w:color w:val="0563C1"/>
+            <w:szCs w:val="24"/>
+            <w:lang w:val="ru-RU"/>
           </w:rPr>
           <w:t> </w:t>
         </w:r>
         <w:r>
           <w:rPr>
-            <w:color w:val="2F75B5"/>
-            <w:u w:val="single"/>
+            <w:rStyle w:val="aff8"/>
+            <w:color w:val="0563C1"/>
+            <w:szCs w:val="24"/>
             <w:lang w:val="ru-RU"/>
           </w:rPr>
           <w:t>1296</w:t>
         </w:r>
         <w:r>
           <w:rPr>
-            <w:color w:val="2F75B5"/>
-            <w:u w:val="single"/>
+            <w:rStyle w:val="aff8"/>
+            <w:color w:val="0563C1"/>
+            <w:szCs w:val="24"/>
+            <w:lang w:val="ru-RU"/>
           </w:rPr>
           <w:t> </w:t>
         </w:r>
         <w:r>
           <w:rPr>
-            <w:color w:val="2F75B5"/>
-            <w:u w:val="single"/>
+            <w:rStyle w:val="aff8"/>
+            <w:color w:val="0563C1"/>
+            <w:szCs w:val="24"/>
             <w:lang w:val="ru-RU"/>
           </w:rPr>
           <w:t>ГК</w:t>
         </w:r>
         <w:r>
           <w:rPr>
-            <w:color w:val="2F75B5"/>
-            <w:u w:val="single"/>
+            <w:rStyle w:val="aff8"/>
+            <w:color w:val="0563C1"/>
+            <w:szCs w:val="24"/>
+            <w:lang w:val="ru-RU"/>
           </w:rPr>
           <w:t> </w:t>
         </w:r>
         <w:r>
           <w:rPr>
-            <w:color w:val="2F75B5"/>
-            <w:u w:val="single"/>
+            <w:rStyle w:val="aff8"/>
+            <w:color w:val="0563C1"/>
+            <w:szCs w:val="24"/>
             <w:lang w:val="ru-RU"/>
           </w:rPr>
           <w:t>РФ</w:t>
@@ -3092,56 +3499,66 @@
         </w:rPr>
         <w:t xml:space="preserve">Обратитесь к закону: </w:t>
       </w:r>
-      <w:hyperlink r:id="rId38">
-        <w:r>
-          <w:rPr>
-            <w:color w:val="2F75B5"/>
-            <w:u w:val="single"/>
+      <w:hyperlink r:id="rId39" w:history="1">
+        <w:r>
+          <w:rPr>
+            <w:rStyle w:val="aff8"/>
+            <w:color w:val="0563C1"/>
+            <w:szCs w:val="24"/>
             <w:lang w:val="ru-RU"/>
           </w:rPr>
           <w:t>ст.</w:t>
         </w:r>
         <w:r>
           <w:rPr>
-            <w:color w:val="2F75B5"/>
-            <w:u w:val="single"/>
+            <w:rStyle w:val="aff8"/>
+            <w:color w:val="0563C1"/>
+            <w:szCs w:val="24"/>
+            <w:lang w:val="ru-RU"/>
           </w:rPr>
           <w:t> </w:t>
         </w:r>
         <w:r>
           <w:rPr>
-            <w:color w:val="2F75B5"/>
-            <w:u w:val="single"/>
+            <w:rStyle w:val="aff8"/>
+            <w:color w:val="0563C1"/>
+            <w:szCs w:val="24"/>
             <w:lang w:val="ru-RU"/>
           </w:rPr>
           <w:t>1259</w:t>
         </w:r>
         <w:r>
           <w:rPr>
-            <w:color w:val="2F75B5"/>
-            <w:u w:val="single"/>
+            <w:rStyle w:val="aff8"/>
+            <w:color w:val="0563C1"/>
+            <w:szCs w:val="24"/>
+            <w:lang w:val="ru-RU"/>
           </w:rPr>
           <w:t> </w:t>
         </w:r>
         <w:r>
           <w:rPr>
-            <w:color w:val="2F75B5"/>
-            <w:u w:val="single"/>
+            <w:rStyle w:val="aff8"/>
+            <w:color w:val="0563C1"/>
+            <w:szCs w:val="24"/>
             <w:lang w:val="ru-RU"/>
           </w:rPr>
           <w:t>ГК</w:t>
         </w:r>
         <w:r>
           <w:rPr>
-            <w:color w:val="2F75B5"/>
-            <w:u w:val="single"/>
+            <w:rStyle w:val="aff8"/>
+            <w:color w:val="0563C1"/>
+            <w:szCs w:val="24"/>
+            <w:lang w:val="ru-RU"/>
           </w:rPr>
           <w:t> </w:t>
         </w:r>
         <w:r>
           <w:rPr>
-            <w:color w:val="2F75B5"/>
-            <w:u w:val="single"/>
+            <w:rStyle w:val="aff8"/>
+            <w:color w:val="0563C1"/>
+            <w:szCs w:val="24"/>
             <w:lang w:val="ru-RU"/>
           </w:rPr>
           <w:t>РФ</w:t>
@@ -3149,60 +3566,79 @@
       </w:hyperlink>
       <w:r>
         <w:rPr>
-          <w:lang w:val="ru-RU"/>
-        </w:rPr>
-        <w:t xml:space="preserve"> ; </w:t>
-      </w:r>
-      <w:hyperlink r:id="rId39">
-        <w:r>
-          <w:rPr>
-            <w:color w:val="2F75B5"/>
-            <w:u w:val="single"/>
+          <w:rStyle w:val="aff8"/>
+          <w:color w:val="FF0000"/>
+          <w:szCs w:val="24"/>
+          <w:lang w:val="ru-RU"/>
+        </w:rPr>
+        <w:t xml:space="preserve"> </w:t>
+      </w:r>
+      <w:r>
+        <w:rPr>
+          <w:lang w:val="ru-RU"/>
+        </w:rPr>
+        <w:t xml:space="preserve">; </w:t>
+      </w:r>
+      <w:hyperlink r:id="rId40" w:history="1">
+        <w:r>
+          <w:rPr>
+            <w:rStyle w:val="aff8"/>
+            <w:color w:val="0563C1"/>
+            <w:szCs w:val="24"/>
             <w:lang w:val="ru-RU"/>
           </w:rPr>
           <w:t>ст.</w:t>
         </w:r>
         <w:r>
           <w:rPr>
-            <w:color w:val="2F75B5"/>
-            <w:u w:val="single"/>
+            <w:rStyle w:val="aff8"/>
+            <w:color w:val="0563C1"/>
+            <w:szCs w:val="24"/>
+            <w:lang w:val="ru-RU"/>
           </w:rPr>
           <w:t> </w:t>
         </w:r>
         <w:r>
           <w:rPr>
-            <w:color w:val="2F75B5"/>
-            <w:u w:val="single"/>
+            <w:rStyle w:val="aff8"/>
+            <w:color w:val="0563C1"/>
+            <w:szCs w:val="24"/>
             <w:lang w:val="ru-RU"/>
           </w:rPr>
           <w:t>1262</w:t>
         </w:r>
         <w:r>
           <w:rPr>
-            <w:color w:val="2F75B5"/>
-            <w:u w:val="single"/>
+            <w:rStyle w:val="aff8"/>
+            <w:color w:val="0563C1"/>
+            <w:szCs w:val="24"/>
+            <w:lang w:val="ru-RU"/>
           </w:rPr>
           <w:t> </w:t>
         </w:r>
         <w:r>
           <w:rPr>
-            <w:color w:val="2F75B5"/>
-            <w:u w:val="single"/>
+            <w:rStyle w:val="aff8"/>
+            <w:color w:val="0563C1"/>
+            <w:szCs w:val="24"/>
             <w:lang w:val="ru-RU"/>
           </w:rPr>
           <w:t>ГК</w:t>
         </w:r>
         <w:r>
           <w:rPr>
-            <w:color w:val="2F75B5"/>
-            <w:u w:val="single"/>
+            <w:rStyle w:val="aff8"/>
+            <w:color w:val="0563C1"/>
+            <w:szCs w:val="24"/>
+            <w:lang w:val="ru-RU"/>
           </w:rPr>
           <w:t> </w:t>
         </w:r>
         <w:r>
           <w:rPr>
-            <w:color w:val="2F75B5"/>
-            <w:u w:val="single"/>
+            <w:rStyle w:val="aff8"/>
+            <w:color w:val="0563C1"/>
+            <w:szCs w:val="24"/>
             <w:lang w:val="ru-RU"/>
           </w:rPr>
           <w:t>РФ</w:t>
@@ -3210,60 +3646,79 @@
       </w:hyperlink>
       <w:r>
         <w:rPr>
-          <w:lang w:val="ru-RU"/>
-        </w:rPr>
-        <w:t xml:space="preserve"> ; </w:t>
-      </w:r>
-      <w:hyperlink r:id="rId40">
-        <w:r>
-          <w:rPr>
-            <w:color w:val="2F75B5"/>
-            <w:u w:val="single"/>
+          <w:rStyle w:val="aff8"/>
+          <w:color w:val="FF0000"/>
+          <w:szCs w:val="24"/>
+          <w:lang w:val="ru-RU"/>
+        </w:rPr>
+        <w:t xml:space="preserve"> </w:t>
+      </w:r>
+      <w:r>
+        <w:rPr>
+          <w:lang w:val="ru-RU"/>
+        </w:rPr>
+        <w:t xml:space="preserve">; </w:t>
+      </w:r>
+      <w:hyperlink r:id="rId41" w:history="1">
+        <w:r>
+          <w:rPr>
+            <w:rStyle w:val="aff8"/>
+            <w:color w:val="0563C1"/>
+            <w:szCs w:val="24"/>
             <w:lang w:val="ru-RU"/>
           </w:rPr>
           <w:t>ст.</w:t>
         </w:r>
         <w:r>
           <w:rPr>
-            <w:color w:val="2F75B5"/>
-            <w:u w:val="single"/>
+            <w:rStyle w:val="aff8"/>
+            <w:color w:val="0563C1"/>
+            <w:szCs w:val="24"/>
+            <w:lang w:val="ru-RU"/>
           </w:rPr>
           <w:t> </w:t>
         </w:r>
         <w:r>
           <w:rPr>
-            <w:color w:val="2F75B5"/>
-            <w:u w:val="single"/>
+            <w:rStyle w:val="aff8"/>
+            <w:color w:val="0563C1"/>
+            <w:szCs w:val="24"/>
             <w:lang w:val="ru-RU"/>
           </w:rPr>
           <w:t>1234</w:t>
         </w:r>
         <w:r>
           <w:rPr>
-            <w:color w:val="2F75B5"/>
-            <w:u w:val="single"/>
+            <w:rStyle w:val="aff8"/>
+            <w:color w:val="0563C1"/>
+            <w:szCs w:val="24"/>
+            <w:lang w:val="ru-RU"/>
           </w:rPr>
           <w:t> </w:t>
         </w:r>
         <w:r>
           <w:rPr>
-            <w:color w:val="2F75B5"/>
-            <w:u w:val="single"/>
+            <w:rStyle w:val="aff8"/>
+            <w:color w:val="0563C1"/>
+            <w:szCs w:val="24"/>
             <w:lang w:val="ru-RU"/>
           </w:rPr>
           <w:t>ГК</w:t>
         </w:r>
         <w:r>
           <w:rPr>
-            <w:color w:val="2F75B5"/>
-            <w:u w:val="single"/>
+            <w:rStyle w:val="aff8"/>
+            <w:color w:val="0563C1"/>
+            <w:szCs w:val="24"/>
+            <w:lang w:val="ru-RU"/>
           </w:rPr>
           <w:t> </w:t>
         </w:r>
         <w:r>
           <w:rPr>
-            <w:color w:val="2F75B5"/>
-            <w:u w:val="single"/>
+            <w:rStyle w:val="aff8"/>
+            <w:color w:val="0563C1"/>
+            <w:szCs w:val="24"/>
             <w:lang w:val="ru-RU"/>
           </w:rPr>
           <w:t>РФ</w:t>
@@ -3320,7 +3775,7 @@
 </file>
 
 <file path=word/numbering.xml><?xml version="1.0" encoding="utf-8"?>
-<w:numbering xmlns:wpc="http://schemas.microsoft.com/office/word/2010/wordprocessingCanvas" xmlns:cx="http://schemas.microsoft.com/office/drawing/2014/chartex" xmlns:cx1="http://schemas.microsoft.com/office/drawing/2015/9/8/chartex" xmlns:cx2="http://schemas.microsoft.com/office/drawing/2015/10/21/chartex" xmlns:cx3="http://schemas.microsoft.com/office/drawing/2016/5/9/chartex" xmlns:cx4="http://schemas.microsoft.com/office/drawing/2016/5/10/chartex" xmlns:cx5="http://schemas.microsoft.com/office/drawing/2016/5/11/chartex" xmlns:cx6="http://schemas.microsoft.com/office/drawing/2016/5/12/chartex" xmlns:cx7="http://schemas.microsoft.com/office/drawing/2016/5/13/chartex" xmlns:cx8="http://schemas.microsoft.com/office/drawing/2016/5/14/chartex" xmlns:mc="http://schemas.openxmlformats.org/markup-compatibility/2006" xmlns:aink="http://schemas.microsoft.com/office/drawing/2016/ink" xmlns:am3d="http://schemas.microsoft.com/office/drawing/2017/model3d" xmlns:o="urn:schemas-microsoft-com:office:office" xmlns:oel="http://schemas.microsoft.com/office/2019/extlst" xmlns:r="http://schemas.openxmlformats.org/officeDocument/2006/relationships" xmlns:m="http://schemas.openxmlformats.org/officeDocument/2006/math" xmlns:v="urn:schemas-microsoft-com:vml" xmlns:wp14="http://schemas.microsoft.com/office/word/2010/wordprocessingDrawing" xmlns:wp="http://schemas.openxmlformats.org/drawingml/2006/wordprocessingDrawing" xmlns:w10="urn:schemas-microsoft-com:office:word" xmlns:w="http://schemas.openxmlformats.org/wordprocessingml/2006/main" xmlns:w14="http://schemas.microsoft.com/office/word/2010/wordml" xmlns:w15="http://schemas.microsoft.com/office/word/2012/wordml" xmlns:w16cex="http://schemas.microsoft.com/office/word/2018/wordml/cex" xmlns:w16cid="http://schemas.microsoft.com/office/word/2016/wordml/cid" xmlns:w16="http://schemas.microsoft.com/office/word/2018/wordml" xmlns:w16du="http://schemas.microsoft.com/office/word/2023/wordml/word16du" xmlns:w16sdtdh="http://schemas.microsoft.com/office/word/2020/wordml/sdtdatahash" xmlns:w16se="http://schemas.microsoft.com/office/word/2015/wordml/symex" xmlns:wpg="http://schemas.microsoft.com/office/word/2010/wordprocessingGroup" xmlns:wpi="http://schemas.microsoft.com/office/word/2010/wordprocessingInk" xmlns:wne="http://schemas.microsoft.com/office/word/2006/wordml" xmlns:wps="http://schemas.microsoft.com/office/word/2010/wordprocessingShape" mc:Ignorable="w14 w15 w16se w16cid w16 w16cex w16sdtdh wp14">
+<w:numbering xmlns:wpc="http://schemas.microsoft.com/office/word/2010/wordprocessingCanvas" xmlns:cx="http://schemas.microsoft.com/office/drawing/2014/chartex" xmlns:cx1="http://schemas.microsoft.com/office/drawing/2015/9/8/chartex" xmlns:cx2="http://schemas.microsoft.com/office/drawing/2015/10/21/chartex" xmlns:cx3="http://schemas.microsoft.com/office/drawing/2016/5/9/chartex" xmlns:cx4="http://schemas.microsoft.com/office/drawing/2016/5/10/chartex" xmlns:cx5="http://schemas.microsoft.com/office/drawing/2016/5/11/chartex" xmlns:cx6="http://schemas.microsoft.com/office/drawing/2016/5/12/chartex" xmlns:cx7="http://schemas.microsoft.com/office/drawing/2016/5/13/chartex" xmlns:cx8="http://schemas.microsoft.com/office/drawing/2016/5/14/chartex" xmlns:mc="http://schemas.openxmlformats.org/markup-compatibility/2006" xmlns:aink="http://schemas.microsoft.com/office/drawing/2016/ink" xmlns:am3d="http://schemas.microsoft.com/office/drawing/2017/model3d" xmlns:o="urn:schemas-microsoft-com:office:office" xmlns:r="http://schemas.openxmlformats.org/officeDocument/2006/relationships" xmlns:m="http://schemas.openxmlformats.org/officeDocument/2006/math" xmlns:v="urn:schemas-microsoft-com:vml" xmlns:wp14="http://schemas.microsoft.com/office/word/2010/wordprocessingDrawing" xmlns:wp="http://schemas.openxmlformats.org/drawingml/2006/wordprocessingDrawing" xmlns:w10="urn:schemas-microsoft-com:office:word" xmlns:w="http://schemas.openxmlformats.org/wordprocessingml/2006/main" xmlns:w14="http://schemas.microsoft.com/office/word/2010/wordml" xmlns:w15="http://schemas.microsoft.com/office/word/2012/wordml" xmlns:w16cex="http://schemas.microsoft.com/office/word/2018/wordml/cex" xmlns:w16cid="http://schemas.microsoft.com/office/word/2016/wordml/cid" xmlns:w16="http://schemas.microsoft.com/office/word/2018/wordml" xmlns:w16sdtdh="http://schemas.microsoft.com/office/word/2020/wordml/sdtdatahash" xmlns:w16se="http://schemas.microsoft.com/office/word/2015/wordml/symex" xmlns:wpg="http://schemas.microsoft.com/office/word/2010/wordprocessingGroup" xmlns:wpi="http://schemas.microsoft.com/office/word/2010/wordprocessingInk" xmlns:wne="http://schemas.microsoft.com/office/word/2006/wordml" xmlns:wps="http://schemas.microsoft.com/office/word/2010/wordprocessingShape" mc:Ignorable="w14 w15 w16se w16cid w16 w16cex w16sdtdh wp14">
   <w:abstractNum w:abstractNumId="0" w15:restartNumberingAfterBreak="0">
     <w:nsid w:val="FFFFFF7C"/>
     <w:multiLevelType w:val="singleLevel"/>
@@ -3492,31 +3947,31 @@
       </w:rPr>
     </w:lvl>
   </w:abstractNum>
-  <w:num w:numId="1" w16cid:durableId="1354111140">
+  <w:num w:numId="1">
     <w:abstractNumId w:val="8"/>
   </w:num>
-  <w:num w:numId="2" w16cid:durableId="1499884016">
+  <w:num w:numId="2">
     <w:abstractNumId w:val="6"/>
   </w:num>
-  <w:num w:numId="3" w16cid:durableId="2088644637">
+  <w:num w:numId="3">
     <w:abstractNumId w:val="5"/>
   </w:num>
-  <w:num w:numId="4" w16cid:durableId="1782723986">
+  <w:num w:numId="4">
     <w:abstractNumId w:val="4"/>
   </w:num>
-  <w:num w:numId="5" w16cid:durableId="1186092243">
+  <w:num w:numId="5">
     <w:abstractNumId w:val="7"/>
   </w:num>
-  <w:num w:numId="6" w16cid:durableId="2140224183">
+  <w:num w:numId="6">
     <w:abstractNumId w:val="3"/>
   </w:num>
-  <w:num w:numId="7" w16cid:durableId="1106535684">
+  <w:num w:numId="7">
     <w:abstractNumId w:val="2"/>
   </w:num>
-  <w:num w:numId="8" w16cid:durableId="1290042401">
+  <w:num w:numId="8">
     <w:abstractNumId w:val="1"/>
   </w:num>
-  <w:num w:numId="9" w16cid:durableId="540017698">
+  <w:num w:numId="9">
     <w:abstractNumId w:val="0"/>
   </w:num>
 </w:numbering>
@@ -14927,6 +15382,18 @@
       <w:shd w:val="clear" w:color="auto" w:fill="E1DFDD"/>
     </w:rPr>
   </w:style>
+  <w:style w:type="character" w:styleId="affa">
+    <w:name w:val="FollowedHyperlink"/>
+    <w:basedOn w:val="a2"/>
+    <w:uiPriority w:val="99"/>
+    <w:semiHidden/>
+    <w:unhideWhenUsed/>
+    <w:rsid w:val="000B000D"/>
+    <w:rPr>
+      <w:color w:val="800080" w:themeColor="followedHyperlink"/>
+      <w:u w:val="single"/>
+    </w:rPr>
+  </w:style>
 </w:styles>
 </file>
 
